--- a/Course.docx
+++ b/Course.docx
@@ -39,45 +39,7 @@
             <w14:round/>
           </w14:textOutline>
         </w:rPr>
-        <w:t xml:space="preserve">Fullstack Expense Backend </w:t>
-      </w:r>
-      <w:r>
-        <w:rPr>
-          <w:b/>
-          <w:color w:val="000000" w:themeColor="text1"/>
-          <w:sz w:val="52"/>
-          <w:szCs w:val="52"/>
-          <w14:shadow w14:blurRad="38100" w14:dist="19050" w14:dir="2700000" w14:sx="100000" w14:sy="100000" w14:kx="0" w14:ky="0" w14:algn="tl">
-            <w14:schemeClr w14:val="dk1">
-              <w14:alpha w14:val="60000"/>
-            </w14:schemeClr>
-          </w14:shadow>
-          <w14:textOutline w14:w="0" w14:cap="flat" w14:cmpd="sng" w14:algn="ctr">
-            <w14:noFill/>
-            <w14:prstDash w14:val="solid"/>
-            <w14:round/>
-          </w14:textOutline>
-        </w:rPr>
-        <w:t>–</w:t>
-      </w:r>
-      <w:r>
-        <w:rPr>
-          <w:b/>
-          <w:color w:val="000000" w:themeColor="text1"/>
-          <w:sz w:val="52"/>
-          <w:szCs w:val="52"/>
-          <w14:shadow w14:blurRad="38100" w14:dist="19050" w14:dir="2700000" w14:sx="100000" w14:sy="100000" w14:kx="0" w14:ky="0" w14:algn="tl">
-            <w14:schemeClr w14:val="dk1">
-              <w14:alpha w14:val="60000"/>
-            </w14:schemeClr>
-          </w14:shadow>
-          <w14:textOutline w14:w="0" w14:cap="flat" w14:cmpd="sng" w14:algn="ctr">
-            <w14:noFill/>
-            <w14:prstDash w14:val="solid"/>
-            <w14:round/>
-          </w14:textOutline>
-        </w:rPr>
-        <w:t xml:space="preserve"> </w:t>
+        <w:t xml:space="preserve">Fullstack Expense Backend – </w:t>
       </w:r>
     </w:p>
     <w:p>
@@ -781,12 +743,10 @@
         <w:t xml:space="preserve">from </w:t>
       </w:r>
       <w:proofErr w:type="spellStart"/>
-      <w:proofErr w:type="gramStart"/>
       <w:r>
         <w:t>django.contrib</w:t>
       </w:r>
       <w:proofErr w:type="spellEnd"/>
-      <w:proofErr w:type="gramEnd"/>
       <w:r>
         <w:t xml:space="preserve"> import admin</w:t>
       </w:r>
@@ -795,12 +755,10 @@
         <w:t xml:space="preserve">from </w:t>
       </w:r>
       <w:proofErr w:type="spellStart"/>
-      <w:proofErr w:type="gramStart"/>
       <w:r>
         <w:t>django.urls</w:t>
       </w:r>
       <w:proofErr w:type="spellEnd"/>
-      <w:proofErr w:type="gramEnd"/>
       <w:r>
         <w:t xml:space="preserve"> import path, include</w:t>
       </w:r>
@@ -820,24 +778,11 @@
       </w:r>
       <w:r>
         <w:br/>
-        <w:t xml:space="preserve">    </w:t>
-      </w:r>
-      <w:proofErr w:type="gramStart"/>
-      <w:r>
-        <w:t>path(</w:t>
-      </w:r>
-      <w:proofErr w:type="gramEnd"/>
-      <w:r>
-        <w:t xml:space="preserve">'admin/', </w:t>
-      </w:r>
-      <w:proofErr w:type="spellStart"/>
-      <w:proofErr w:type="gramStart"/>
-      <w:r>
-        <w:t>admin.site</w:t>
-      </w:r>
-      <w:proofErr w:type="gramEnd"/>
-      <w:r>
-        <w:t>.urls</w:t>
+        <w:t xml:space="preserve">    path('admin/', </w:t>
+      </w:r>
+      <w:proofErr w:type="spellStart"/>
+      <w:r>
+        <w:t>admin.site.urls</w:t>
       </w:r>
       <w:proofErr w:type="spellEnd"/>
       <w:r>
@@ -845,15 +790,7 @@
       </w:r>
       <w:r>
         <w:br/>
-        <w:t xml:space="preserve">    </w:t>
-      </w:r>
-      <w:proofErr w:type="gramStart"/>
-      <w:r>
-        <w:t>path(</w:t>
-      </w:r>
-      <w:proofErr w:type="gramEnd"/>
-      <w:r>
-        <w:t>'</w:t>
+        <w:t xml:space="preserve">    path('</w:t>
       </w:r>
       <w:proofErr w:type="spellStart"/>
       <w:r>
@@ -864,26 +801,16 @@
         <w:t>/expenses/', include('</w:t>
       </w:r>
       <w:proofErr w:type="spellStart"/>
-      <w:proofErr w:type="gramStart"/>
       <w:r>
         <w:t>api.urls</w:t>
       </w:r>
       <w:proofErr w:type="spellEnd"/>
-      <w:proofErr w:type="gramEnd"/>
       <w:r>
         <w:t>')),</w:t>
       </w:r>
       <w:r>
         <w:br/>
-        <w:t xml:space="preserve">    </w:t>
-      </w:r>
-      <w:proofErr w:type="gramStart"/>
-      <w:r>
-        <w:t>path(</w:t>
-      </w:r>
-      <w:proofErr w:type="gramEnd"/>
-      <w:r>
-        <w:t>'</w:t>
+        <w:t xml:space="preserve">    path('</w:t>
       </w:r>
       <w:proofErr w:type="spellStart"/>
       <w:r>
@@ -894,12 +821,10 @@
         <w:t>/categories/', include('</w:t>
       </w:r>
       <w:proofErr w:type="spellStart"/>
-      <w:proofErr w:type="gramStart"/>
       <w:r>
         <w:t>categories.urls</w:t>
       </w:r>
       <w:proofErr w:type="spellEnd"/>
-      <w:proofErr w:type="gramEnd"/>
       <w:r>
         <w:t>')),</w:t>
       </w:r>
@@ -938,25 +863,16 @@
         <w:t xml:space="preserve">from </w:t>
       </w:r>
       <w:proofErr w:type="spellStart"/>
-      <w:proofErr w:type="gramStart"/>
       <w:r>
         <w:t>django.urls</w:t>
       </w:r>
       <w:proofErr w:type="spellEnd"/>
-      <w:proofErr w:type="gramEnd"/>
       <w:r>
         <w:t xml:space="preserve"> import path</w:t>
       </w:r>
       <w:r>
         <w:br/>
-      </w:r>
-      <w:proofErr w:type="gramStart"/>
-      <w:r>
-        <w:t>from .</w:t>
-      </w:r>
-      <w:proofErr w:type="gramEnd"/>
-      <w:r>
-        <w:t xml:space="preserve"> import views</w:t>
+        <w:t>from . import views</w:t>
       </w:r>
       <w:r>
         <w:br/>
@@ -974,24 +890,11 @@
       </w:r>
       <w:r>
         <w:br/>
-        <w:t xml:space="preserve">    </w:t>
-      </w:r>
-      <w:proofErr w:type="gramStart"/>
-      <w:r>
-        <w:t>path(</w:t>
-      </w:r>
-      <w:proofErr w:type="gramEnd"/>
-      <w:r>
-        <w:t xml:space="preserve">'', </w:t>
-      </w:r>
-      <w:proofErr w:type="spellStart"/>
-      <w:proofErr w:type="gramStart"/>
-      <w:r>
-        <w:t>views.expense</w:t>
-      </w:r>
-      <w:proofErr w:type="gramEnd"/>
-      <w:r>
-        <w:t>_list</w:t>
+        <w:t xml:space="preserve">    path('', </w:t>
+      </w:r>
+      <w:proofErr w:type="spellStart"/>
+      <w:r>
+        <w:t>views.expense_list</w:t>
       </w:r>
       <w:proofErr w:type="spellEnd"/>
       <w:r>
@@ -1010,13 +913,8 @@
         <w:t xml:space="preserve">&gt;/', </w:t>
       </w:r>
       <w:proofErr w:type="spellStart"/>
-      <w:proofErr w:type="gramStart"/>
-      <w:r>
-        <w:t>views.expense</w:t>
-      </w:r>
-      <w:proofErr w:type="gramEnd"/>
-      <w:r>
-        <w:t>_detail</w:t>
+      <w:r>
+        <w:t>views.expense_detail</w:t>
       </w:r>
       <w:proofErr w:type="spellEnd"/>
       <w:r>
@@ -1041,25 +939,16 @@
         <w:t xml:space="preserve">from </w:t>
       </w:r>
       <w:proofErr w:type="spellStart"/>
-      <w:proofErr w:type="gramStart"/>
       <w:r>
         <w:t>django.urls</w:t>
       </w:r>
       <w:proofErr w:type="spellEnd"/>
-      <w:proofErr w:type="gramEnd"/>
       <w:r>
         <w:t xml:space="preserve"> import path</w:t>
       </w:r>
       <w:r>
         <w:br/>
-      </w:r>
-      <w:proofErr w:type="gramStart"/>
-      <w:r>
-        <w:t>from .</w:t>
-      </w:r>
-      <w:proofErr w:type="gramEnd"/>
-      <w:r>
-        <w:t xml:space="preserve"> import views</w:t>
+        <w:t>from . import views</w:t>
       </w:r>
       <w:r>
         <w:br/>
@@ -1077,24 +966,11 @@
       </w:r>
       <w:r>
         <w:br/>
-        <w:t xml:space="preserve">    </w:t>
-      </w:r>
-      <w:proofErr w:type="gramStart"/>
-      <w:r>
-        <w:t>path(</w:t>
-      </w:r>
-      <w:proofErr w:type="gramEnd"/>
-      <w:r>
-        <w:t xml:space="preserve">'', </w:t>
-      </w:r>
-      <w:proofErr w:type="spellStart"/>
-      <w:proofErr w:type="gramStart"/>
-      <w:r>
-        <w:t>views.category</w:t>
-      </w:r>
-      <w:proofErr w:type="gramEnd"/>
-      <w:r>
-        <w:t>_list</w:t>
+        <w:t xml:space="preserve">    path('', </w:t>
+      </w:r>
+      <w:proofErr w:type="spellStart"/>
+      <w:r>
+        <w:t>views.category_list</w:t>
       </w:r>
       <w:proofErr w:type="spellEnd"/>
       <w:r>
@@ -1113,13 +989,8 @@
         <w:t xml:space="preserve">&gt;/', </w:t>
       </w:r>
       <w:proofErr w:type="spellStart"/>
-      <w:proofErr w:type="gramStart"/>
-      <w:r>
-        <w:t>views.category</w:t>
-      </w:r>
-      <w:proofErr w:type="gramEnd"/>
-      <w:r>
-        <w:t>_detail</w:t>
+      <w:r>
+        <w:t>views.category_detail</w:t>
       </w:r>
       <w:proofErr w:type="spellEnd"/>
       <w:r>
@@ -1133,7 +1004,7 @@
     <w:p>
       <w:r>
         <w:pict w14:anchorId="0402AEEC">
-          <v:rect id="_x0000_i1063" style="width:0;height:1.5pt" o:hralign="center" o:hrstd="t" o:hr="t" fillcolor="#a0a0a0" stroked="f"/>
+          <v:rect id="_x0000_i1025" style="width:0;height:1.5pt" o:hralign="center" o:hrstd="t" o:hr="t" fillcolor="#a0a0a0" stroked="f"/>
         </w:pict>
       </w:r>
     </w:p>
@@ -1305,7 +1176,7 @@
     <w:p>
       <w:r>
         <w:pict w14:anchorId="75FD48C8">
-          <v:rect id="_x0000_i1064" style="width:0;height:1.5pt" o:hralign="center" o:hrstd="t" o:hr="t" fillcolor="#a0a0a0" stroked="f"/>
+          <v:rect id="_x0000_i1026" style="width:0;height:1.5pt" o:hralign="center" o:hrstd="t" o:hr="t" fillcolor="#a0a0a0" stroked="f"/>
         </w:pict>
       </w:r>
     </w:p>
@@ -1401,7 +1272,7 @@
     <w:p>
       <w:r>
         <w:pict w14:anchorId="10DE1194">
-          <v:rect id="_x0000_i1065" style="width:0;height:1.5pt" o:hralign="center" o:hrstd="t" o:hr="t" fillcolor="#a0a0a0" stroked="f"/>
+          <v:rect id="_x0000_i1027" style="width:0;height:1.5pt" o:hralign="center" o:hrstd="t" o:hr="t" fillcolor="#a0a0a0" stroked="f"/>
         </w:pict>
       </w:r>
     </w:p>
@@ -1535,13 +1406,8 @@
       </w:r>
       <w:proofErr w:type="spellEnd"/>
       <w:r>
-        <w:t xml:space="preserve"> </w:t>
-      </w:r>
-      <w:proofErr w:type="gramStart"/>
-      <w:r>
-        <w:t>backend .</w:t>
-      </w:r>
-      <w:proofErr w:type="gramEnd"/>
+        <w:t xml:space="preserve"> backend .</w:t>
+      </w:r>
       <w:r>
         <w:br/>
       </w:r>
@@ -1633,12 +1499,10 @@
         <w:t>/</w:t>
       </w:r>
       <w:proofErr w:type="spellStart"/>
-      <w:proofErr w:type="gramStart"/>
       <w:r>
         <w:t>api</w:t>
       </w:r>
       <w:proofErr w:type="spellEnd"/>
-      <w:proofErr w:type="gramEnd"/>
       <w:r>
         <w:t xml:space="preserve">/expenses/ </w:t>
       </w:r>
@@ -1654,12 +1518,10 @@
         <w:t>/</w:t>
       </w:r>
       <w:proofErr w:type="spellStart"/>
-      <w:proofErr w:type="gramStart"/>
       <w:r>
         <w:t>api</w:t>
       </w:r>
       <w:proofErr w:type="spellEnd"/>
-      <w:proofErr w:type="gramEnd"/>
       <w:r>
         <w:t xml:space="preserve">/categories/ </w:t>
       </w:r>
@@ -1667,7 +1529,7 @@
     <w:p>
       <w:r>
         <w:pict w14:anchorId="3255040D">
-          <v:rect id="_x0000_i1066" style="width:0;height:1.5pt" o:hralign="center" o:hrstd="t" o:hr="t" fillcolor="#a0a0a0" stroked="f"/>
+          <v:rect id="_x0000_i1028" style="width:0;height:1.5pt" o:hralign="center" o:hrstd="t" o:hr="t" fillcolor="#a0a0a0" stroked="f"/>
         </w:pict>
       </w:r>
     </w:p>
@@ -1725,7 +1587,6 @@
         <w:t xml:space="preserve">Django App Configuration: Understanding </w:t>
       </w:r>
       <w:proofErr w:type="spellStart"/>
-      <w:proofErr w:type="gramStart"/>
       <w:r>
         <w:rPr>
           <w:i/>
@@ -1734,18 +1595,7 @@
           <w:sz w:val="32"/>
           <w:szCs w:val="32"/>
         </w:rPr>
-        <w:t>api.apps</w:t>
-      </w:r>
-      <w:proofErr w:type="gramEnd"/>
-      <w:r>
-        <w:rPr>
-          <w:i/>
-          <w:iCs/>
-          <w:color w:val="C00000"/>
-          <w:sz w:val="32"/>
-          <w:szCs w:val="32"/>
-        </w:rPr>
-        <w:t>.ApiConfig</w:t>
+        <w:t>api.apps.ApiConfig</w:t>
       </w:r>
       <w:proofErr w:type="spellEnd"/>
     </w:p>
@@ -1771,13 +1621,8 @@
         <w:t xml:space="preserve">    '</w:t>
       </w:r>
       <w:proofErr w:type="spellStart"/>
-      <w:proofErr w:type="gramStart"/>
-      <w:r>
-        <w:t>api.apps</w:t>
-      </w:r>
-      <w:proofErr w:type="gramEnd"/>
-      <w:r>
-        <w:t>.ApiConfig</w:t>
+      <w:r>
+        <w:t>api.apps.ApiConfig</w:t>
       </w:r>
       <w:proofErr w:type="spellEnd"/>
       <w:r>
@@ -1803,21 +1648,12 @@
         <w:t xml:space="preserve">What does </w:t>
       </w:r>
       <w:proofErr w:type="spellStart"/>
-      <w:proofErr w:type="gramStart"/>
-      <w:r>
-        <w:rPr>
-          <w:b/>
-          <w:bCs/>
-        </w:rPr>
-        <w:t>api.apps</w:t>
-      </w:r>
-      <w:proofErr w:type="gramEnd"/>
-      <w:r>
-        <w:rPr>
-          <w:b/>
-          <w:bCs/>
-        </w:rPr>
-        <w:t>.ApiConfig</w:t>
+      <w:r>
+        <w:rPr>
+          <w:b/>
+          <w:bCs/>
+        </w:rPr>
+        <w:t>api.apps.ApiConfig</w:t>
       </w:r>
       <w:proofErr w:type="spellEnd"/>
       <w:r>
@@ -1929,7 +1765,6 @@
         <w:t xml:space="preserve">from </w:t>
       </w:r>
       <w:proofErr w:type="spellStart"/>
-      <w:proofErr w:type="gramStart"/>
       <w:r>
         <w:rPr>
           <w:rFonts w:ascii="Courier New" w:hAnsi="Courier New" w:cs="Courier New"/>
@@ -1939,7 +1774,6 @@
         <w:t>django.apps</w:t>
       </w:r>
       <w:proofErr w:type="spellEnd"/>
-      <w:proofErr w:type="gramEnd"/>
       <w:r>
         <w:rPr>
           <w:rFonts w:ascii="Courier New" w:hAnsi="Courier New" w:cs="Courier New"/>
@@ -1976,7 +1810,6 @@
         <w:t xml:space="preserve">class </w:t>
       </w:r>
       <w:proofErr w:type="spellStart"/>
-      <w:proofErr w:type="gramStart"/>
       <w:r>
         <w:rPr>
           <w:rFonts w:ascii="Courier New" w:hAnsi="Courier New" w:cs="Courier New"/>
@@ -1995,7 +1828,6 @@
         <w:t>(</w:t>
       </w:r>
       <w:proofErr w:type="spellStart"/>
-      <w:proofErr w:type="gramEnd"/>
       <w:r>
         <w:rPr>
           <w:rFonts w:ascii="Courier New" w:hAnsi="Courier New" w:cs="Courier New"/>
@@ -2047,25 +1879,7 @@
           <w:sz w:val="22"/>
           <w:szCs w:val="22"/>
         </w:rPr>
-        <w:t>django.</w:t>
-      </w:r>
-      <w:proofErr w:type="gramStart"/>
-      <w:r>
-        <w:rPr>
-          <w:rFonts w:ascii="Courier New" w:hAnsi="Courier New" w:cs="Courier New"/>
-          <w:sz w:val="22"/>
-          <w:szCs w:val="22"/>
-        </w:rPr>
-        <w:t>db.models</w:t>
-      </w:r>
-      <w:proofErr w:type="gramEnd"/>
-      <w:r>
-        <w:rPr>
-          <w:rFonts w:ascii="Courier New" w:hAnsi="Courier New" w:cs="Courier New"/>
-          <w:sz w:val="22"/>
-          <w:szCs w:val="22"/>
-        </w:rPr>
-        <w:t>.BigAutoField</w:t>
+        <w:t>django.db.models.BigAutoField</w:t>
       </w:r>
       <w:proofErr w:type="spellEnd"/>
       <w:r>
@@ -2192,13 +2006,8 @@
         <w:t>'</w:t>
       </w:r>
       <w:proofErr w:type="spellStart"/>
-      <w:proofErr w:type="gramStart"/>
-      <w:r>
-        <w:t>api.apps</w:t>
-      </w:r>
-      <w:proofErr w:type="gramEnd"/>
-      <w:r>
-        <w:t>.ApiConfig</w:t>
+      <w:r>
+        <w:t>api.apps.ApiConfig</w:t>
       </w:r>
       <w:proofErr w:type="spellEnd"/>
       <w:r>
@@ -2299,13 +2108,8 @@
         <w:t>It finds '</w:t>
       </w:r>
       <w:proofErr w:type="spellStart"/>
-      <w:proofErr w:type="gramStart"/>
-      <w:r>
-        <w:t>api.apps</w:t>
-      </w:r>
-      <w:proofErr w:type="gramEnd"/>
-      <w:r>
-        <w:t>.ApiConfig</w:t>
+      <w:r>
+        <w:t>api.apps.ApiConfig</w:t>
       </w:r>
       <w:proofErr w:type="spellEnd"/>
       <w:r>
@@ -2365,13 +2169,8 @@
         </w:numPr>
       </w:pPr>
       <w:proofErr w:type="spellStart"/>
-      <w:proofErr w:type="gramStart"/>
-      <w:r>
-        <w:t>api.apps</w:t>
-      </w:r>
-      <w:proofErr w:type="gramEnd"/>
-      <w:r>
-        <w:t>.ApiConfig</w:t>
+      <w:r>
+        <w:t>api.apps.ApiConfig</w:t>
       </w:r>
       <w:proofErr w:type="spellEnd"/>
       <w:r>
@@ -2480,97 +2279,94 @@
         <w:t xml:space="preserve">    '</w:t>
       </w:r>
       <w:proofErr w:type="spellStart"/>
-      <w:proofErr w:type="gramStart"/>
       <w:r>
         <w:rPr>
           <w:rFonts w:ascii="Courier New" w:hAnsi="Courier New" w:cs="Courier New"/>
           <w:sz w:val="22"/>
           <w:szCs w:val="22"/>
         </w:rPr>
-        <w:t>django.contrib</w:t>
-      </w:r>
-      <w:proofErr w:type="gramEnd"/>
+        <w:t>django.contrib.admin</w:t>
+      </w:r>
+      <w:proofErr w:type="spellEnd"/>
       <w:r>
         <w:rPr>
           <w:rFonts w:ascii="Courier New" w:hAnsi="Courier New" w:cs="Courier New"/>
           <w:sz w:val="22"/>
           <w:szCs w:val="22"/>
         </w:rPr>
-        <w:t>.admin</w:t>
-      </w:r>
-      <w:proofErr w:type="spellEnd"/>
+        <w:t>',</w:t>
+      </w:r>
       <w:r>
         <w:rPr>
           <w:rFonts w:ascii="Courier New" w:hAnsi="Courier New" w:cs="Courier New"/>
           <w:sz w:val="22"/>
           <w:szCs w:val="22"/>
         </w:rPr>
-        <w:t>',</w:t>
-      </w:r>
+        <w:br/>
+        <w:t xml:space="preserve">    '</w:t>
+      </w:r>
+      <w:proofErr w:type="spellStart"/>
       <w:r>
         <w:rPr>
           <w:rFonts w:ascii="Courier New" w:hAnsi="Courier New" w:cs="Courier New"/>
           <w:sz w:val="22"/>
           <w:szCs w:val="22"/>
         </w:rPr>
-        <w:br/>
-        <w:t xml:space="preserve">    '</w:t>
-      </w:r>
-      <w:proofErr w:type="spellStart"/>
-      <w:proofErr w:type="gramStart"/>
+        <w:t>django.contrib.auth</w:t>
+      </w:r>
+      <w:proofErr w:type="spellEnd"/>
       <w:r>
         <w:rPr>
           <w:rFonts w:ascii="Courier New" w:hAnsi="Courier New" w:cs="Courier New"/>
           <w:sz w:val="22"/>
           <w:szCs w:val="22"/>
         </w:rPr>
-        <w:t>django.contrib</w:t>
-      </w:r>
-      <w:proofErr w:type="gramEnd"/>
+        <w:t>',</w:t>
+      </w:r>
       <w:r>
         <w:rPr>
           <w:rFonts w:ascii="Courier New" w:hAnsi="Courier New" w:cs="Courier New"/>
           <w:sz w:val="22"/>
           <w:szCs w:val="22"/>
         </w:rPr>
-        <w:t>.auth</w:t>
-      </w:r>
-      <w:proofErr w:type="spellEnd"/>
+        <w:br/>
+        <w:t xml:space="preserve">    '</w:t>
+      </w:r>
+      <w:proofErr w:type="spellStart"/>
       <w:r>
         <w:rPr>
           <w:rFonts w:ascii="Courier New" w:hAnsi="Courier New" w:cs="Courier New"/>
           <w:sz w:val="22"/>
           <w:szCs w:val="22"/>
         </w:rPr>
-        <w:t>',</w:t>
-      </w:r>
+        <w:t>django.contrib.contenttypes</w:t>
+      </w:r>
+      <w:proofErr w:type="spellEnd"/>
       <w:r>
         <w:rPr>
           <w:rFonts w:ascii="Courier New" w:hAnsi="Courier New" w:cs="Courier New"/>
           <w:sz w:val="22"/>
           <w:szCs w:val="22"/>
         </w:rPr>
-        <w:br/>
-        <w:t xml:space="preserve">    '</w:t>
-      </w:r>
-      <w:proofErr w:type="spellStart"/>
-      <w:proofErr w:type="gramStart"/>
+        <w:t>',</w:t>
+      </w:r>
       <w:r>
         <w:rPr>
           <w:rFonts w:ascii="Courier New" w:hAnsi="Courier New" w:cs="Courier New"/>
           <w:sz w:val="22"/>
           <w:szCs w:val="22"/>
         </w:rPr>
-        <w:t>django.contrib</w:t>
-      </w:r>
-      <w:proofErr w:type="gramEnd"/>
+        <w:br/>
+        <w:t xml:space="preserve">    '</w:t>
+      </w:r>
+      <w:proofErr w:type="spellStart"/>
       <w:r>
         <w:rPr>
           <w:rFonts w:ascii="Courier New" w:hAnsi="Courier New" w:cs="Courier New"/>
           <w:sz w:val="22"/>
           <w:szCs w:val="22"/>
         </w:rPr>
-        <w:t>.contenttypes</w:t>
+        <w:t>django.contrib.sessions</w:t>
       </w:r>
       <w:proofErr w:type="spellEnd"/>
       <w:r>
@@ -2591,195 +2387,110 @@
         <w:t xml:space="preserve">    '</w:t>
       </w:r>
       <w:proofErr w:type="spellStart"/>
-      <w:proofErr w:type="gramStart"/>
       <w:r>
         <w:rPr>
           <w:rFonts w:ascii="Courier New" w:hAnsi="Courier New" w:cs="Courier New"/>
           <w:sz w:val="22"/>
           <w:szCs w:val="22"/>
         </w:rPr>
-        <w:t>django.contrib</w:t>
-      </w:r>
-      <w:proofErr w:type="gramEnd"/>
+        <w:t>django.contrib.messages</w:t>
+      </w:r>
+      <w:proofErr w:type="spellEnd"/>
       <w:r>
         <w:rPr>
           <w:rFonts w:ascii="Courier New" w:hAnsi="Courier New" w:cs="Courier New"/>
           <w:sz w:val="22"/>
           <w:szCs w:val="22"/>
         </w:rPr>
-        <w:t>.sessions</w:t>
-      </w:r>
-      <w:proofErr w:type="spellEnd"/>
+        <w:t>',</w:t>
+      </w:r>
       <w:r>
         <w:rPr>
           <w:rFonts w:ascii="Courier New" w:hAnsi="Courier New" w:cs="Courier New"/>
           <w:sz w:val="22"/>
           <w:szCs w:val="22"/>
         </w:rPr>
-        <w:t>',</w:t>
-      </w:r>
+        <w:br/>
+        <w:t xml:space="preserve">    '</w:t>
+      </w:r>
+      <w:proofErr w:type="spellStart"/>
       <w:r>
         <w:rPr>
           <w:rFonts w:ascii="Courier New" w:hAnsi="Courier New" w:cs="Courier New"/>
           <w:sz w:val="22"/>
           <w:szCs w:val="22"/>
         </w:rPr>
-        <w:br/>
-        <w:t xml:space="preserve">    '</w:t>
-      </w:r>
-      <w:proofErr w:type="spellStart"/>
-      <w:proofErr w:type="gramStart"/>
+        <w:t>django.contrib.staticfiles</w:t>
+      </w:r>
+      <w:proofErr w:type="spellEnd"/>
       <w:r>
         <w:rPr>
           <w:rFonts w:ascii="Courier New" w:hAnsi="Courier New" w:cs="Courier New"/>
           <w:sz w:val="22"/>
           <w:szCs w:val="22"/>
         </w:rPr>
-        <w:t>django.contrib</w:t>
-      </w:r>
-      <w:proofErr w:type="gramEnd"/>
+        <w:t>',</w:t>
+      </w:r>
       <w:r>
         <w:rPr>
           <w:rFonts w:ascii="Courier New" w:hAnsi="Courier New" w:cs="Courier New"/>
           <w:sz w:val="22"/>
           <w:szCs w:val="22"/>
         </w:rPr>
-        <w:t>.messages</w:t>
-      </w:r>
-      <w:proofErr w:type="spellEnd"/>
+        <w:br/>
+        <w:t xml:space="preserve">    '</w:t>
+      </w:r>
+      <w:proofErr w:type="spellStart"/>
       <w:r>
         <w:rPr>
           <w:rFonts w:ascii="Courier New" w:hAnsi="Courier New" w:cs="Courier New"/>
           <w:sz w:val="22"/>
           <w:szCs w:val="22"/>
         </w:rPr>
-        <w:t>',</w:t>
-      </w:r>
+        <w:t>api.apps.ApiConfig</w:t>
+      </w:r>
+      <w:proofErr w:type="spellEnd"/>
       <w:r>
         <w:rPr>
           <w:rFonts w:ascii="Courier New" w:hAnsi="Courier New" w:cs="Courier New"/>
           <w:sz w:val="22"/>
           <w:szCs w:val="22"/>
         </w:rPr>
-        <w:br/>
-        <w:t xml:space="preserve">    '</w:t>
-      </w:r>
-      <w:proofErr w:type="spellStart"/>
-      <w:proofErr w:type="gramStart"/>
-      <w:r>
+        <w:t>',</w:t>
+      </w:r>
+    </w:p>
+    <w:p>
+      <w:pPr>
         <w:rPr>
           <w:rFonts w:ascii="Courier New" w:hAnsi="Courier New" w:cs="Courier New"/>
           <w:sz w:val="22"/>
           <w:szCs w:val="22"/>
         </w:rPr>
-        <w:t>django.contrib</w:t>
-      </w:r>
-      <w:proofErr w:type="gramEnd"/>
+      </w:pPr>
       <w:r>
         <w:rPr>
           <w:rFonts w:ascii="Courier New" w:hAnsi="Courier New" w:cs="Courier New"/>
           <w:sz w:val="22"/>
           <w:szCs w:val="22"/>
         </w:rPr>
-        <w:t>.staticfiles</w:t>
-      </w:r>
-      <w:proofErr w:type="spellEnd"/>
+        <w:t xml:space="preserve">    </w:t>
+      </w:r>
       <w:r>
         <w:rPr>
           <w:rFonts w:ascii="Courier New" w:hAnsi="Courier New" w:cs="Courier New"/>
           <w:sz w:val="22"/>
           <w:szCs w:val="22"/>
         </w:rPr>
-        <w:t>',</w:t>
-      </w:r>
+        <w:t>'</w:t>
+      </w:r>
+      <w:proofErr w:type="spellStart"/>
       <w:r>
         <w:rPr>
           <w:rFonts w:ascii="Courier New" w:hAnsi="Courier New" w:cs="Courier New"/>
           <w:sz w:val="22"/>
           <w:szCs w:val="22"/>
         </w:rPr>
-        <w:br/>
-        <w:t xml:space="preserve">    '</w:t>
-      </w:r>
-      <w:proofErr w:type="gramStart"/>
-      <w:r>
-        <w:rPr>
-          <w:rFonts w:ascii="Courier New" w:hAnsi="Courier New" w:cs="Courier New"/>
-          <w:sz w:val="22"/>
-          <w:szCs w:val="22"/>
-        </w:rPr>
-        <w:t>api.apps</w:t>
-      </w:r>
-      <w:proofErr w:type="gramEnd"/>
-      <w:r>
-        <w:rPr>
-          <w:rFonts w:ascii="Courier New" w:hAnsi="Courier New" w:cs="Courier New"/>
-          <w:sz w:val="22"/>
-          <w:szCs w:val="22"/>
-        </w:rPr>
-        <w:t>.</w:t>
-      </w:r>
-      <w:proofErr w:type="spellStart"/>
-      <w:r>
-        <w:rPr>
-          <w:rFonts w:ascii="Courier New" w:hAnsi="Courier New" w:cs="Courier New"/>
-          <w:sz w:val="22"/>
-          <w:szCs w:val="22"/>
-        </w:rPr>
-        <w:t>ApiConfig</w:t>
-      </w:r>
-      <w:proofErr w:type="spellEnd"/>
-      <w:r>
-        <w:rPr>
-          <w:rFonts w:ascii="Courier New" w:hAnsi="Courier New" w:cs="Courier New"/>
-          <w:sz w:val="22"/>
-          <w:szCs w:val="22"/>
-        </w:rPr>
-        <w:t>',</w:t>
-      </w:r>
-    </w:p>
-    <w:p>
-      <w:pPr>
-        <w:rPr>
-          <w:rFonts w:ascii="Courier New" w:hAnsi="Courier New" w:cs="Courier New"/>
-          <w:sz w:val="22"/>
-          <w:szCs w:val="22"/>
-        </w:rPr>
-      </w:pPr>
-      <w:r>
-        <w:rPr>
-          <w:rFonts w:ascii="Courier New" w:hAnsi="Courier New" w:cs="Courier New"/>
-          <w:sz w:val="22"/>
-          <w:szCs w:val="22"/>
-        </w:rPr>
-        <w:t xml:space="preserve">    </w:t>
-      </w:r>
-      <w:r>
-        <w:rPr>
-          <w:rFonts w:ascii="Courier New" w:hAnsi="Courier New" w:cs="Courier New"/>
-          <w:sz w:val="22"/>
-          <w:szCs w:val="22"/>
-        </w:rPr>
-        <w:t>'</w:t>
-      </w:r>
-      <w:proofErr w:type="spellStart"/>
-      <w:proofErr w:type="gramStart"/>
-      <w:r>
-        <w:rPr>
-          <w:rFonts w:ascii="Courier New" w:hAnsi="Courier New" w:cs="Courier New"/>
-          <w:sz w:val="22"/>
-          <w:szCs w:val="22"/>
-        </w:rPr>
-        <w:t>rest</w:t>
-      </w:r>
-      <w:proofErr w:type="gramEnd"/>
-      <w:r>
-        <w:rPr>
-          <w:rFonts w:ascii="Courier New" w:hAnsi="Courier New" w:cs="Courier New"/>
-          <w:sz w:val="22"/>
-          <w:szCs w:val="22"/>
-        </w:rPr>
-        <w:t>_framework</w:t>
+        <w:t>rest_framework</w:t>
       </w:r>
       <w:proofErr w:type="spellEnd"/>
       <w:r>
@@ -2824,21 +2535,12 @@
         <w:spacing w:line="240" w:lineRule="auto"/>
       </w:pPr>
       <w:proofErr w:type="spellStart"/>
-      <w:proofErr w:type="gramStart"/>
-      <w:r>
-        <w:rPr>
-          <w:b/>
-          <w:bCs/>
-        </w:rPr>
-        <w:t>django.contrib</w:t>
-      </w:r>
-      <w:proofErr w:type="gramEnd"/>
-      <w:r>
-        <w:rPr>
-          <w:b/>
-          <w:bCs/>
-        </w:rPr>
-        <w:t>.admin</w:t>
+      <w:r>
+        <w:rPr>
+          <w:b/>
+          <w:bCs/>
+        </w:rPr>
+        <w:t>django.contrib.admin</w:t>
       </w:r>
       <w:proofErr w:type="spellEnd"/>
       <w:r>
@@ -2854,21 +2556,12 @@
         <w:spacing w:line="240" w:lineRule="auto"/>
       </w:pPr>
       <w:proofErr w:type="spellStart"/>
-      <w:proofErr w:type="gramStart"/>
-      <w:r>
-        <w:rPr>
-          <w:b/>
-          <w:bCs/>
-        </w:rPr>
-        <w:t>django.contrib</w:t>
-      </w:r>
-      <w:proofErr w:type="gramEnd"/>
-      <w:r>
-        <w:rPr>
-          <w:b/>
-          <w:bCs/>
-        </w:rPr>
-        <w:t>.auth</w:t>
+      <w:r>
+        <w:rPr>
+          <w:b/>
+          <w:bCs/>
+        </w:rPr>
+        <w:t>django.contrib.auth</w:t>
       </w:r>
       <w:proofErr w:type="spellEnd"/>
       <w:r>
@@ -2884,21 +2577,12 @@
         <w:spacing w:line="240" w:lineRule="auto"/>
       </w:pPr>
       <w:proofErr w:type="spellStart"/>
-      <w:proofErr w:type="gramStart"/>
-      <w:r>
-        <w:rPr>
-          <w:b/>
-          <w:bCs/>
-        </w:rPr>
-        <w:t>django.contrib</w:t>
-      </w:r>
-      <w:proofErr w:type="gramEnd"/>
-      <w:r>
-        <w:rPr>
-          <w:b/>
-          <w:bCs/>
-        </w:rPr>
-        <w:t>.contenttypes</w:t>
+      <w:r>
+        <w:rPr>
+          <w:b/>
+          <w:bCs/>
+        </w:rPr>
+        <w:t>django.contrib.contenttypes</w:t>
       </w:r>
       <w:proofErr w:type="spellEnd"/>
       <w:r>
@@ -2914,21 +2598,12 @@
         <w:spacing w:line="240" w:lineRule="auto"/>
       </w:pPr>
       <w:proofErr w:type="spellStart"/>
-      <w:proofErr w:type="gramStart"/>
-      <w:r>
-        <w:rPr>
-          <w:b/>
-          <w:bCs/>
-        </w:rPr>
-        <w:t>django.contrib</w:t>
-      </w:r>
-      <w:proofErr w:type="gramEnd"/>
-      <w:r>
-        <w:rPr>
-          <w:b/>
-          <w:bCs/>
-        </w:rPr>
-        <w:t>.sessions</w:t>
+      <w:r>
+        <w:rPr>
+          <w:b/>
+          <w:bCs/>
+        </w:rPr>
+        <w:t>django.contrib.sessions</w:t>
       </w:r>
       <w:proofErr w:type="spellEnd"/>
       <w:r>
@@ -2944,21 +2619,12 @@
         <w:spacing w:line="240" w:lineRule="auto"/>
       </w:pPr>
       <w:proofErr w:type="spellStart"/>
-      <w:proofErr w:type="gramStart"/>
-      <w:r>
-        <w:rPr>
-          <w:b/>
-          <w:bCs/>
-        </w:rPr>
-        <w:t>django.contrib</w:t>
-      </w:r>
-      <w:proofErr w:type="gramEnd"/>
-      <w:r>
-        <w:rPr>
-          <w:b/>
-          <w:bCs/>
-        </w:rPr>
-        <w:t>.messages</w:t>
+      <w:r>
+        <w:rPr>
+          <w:b/>
+          <w:bCs/>
+        </w:rPr>
+        <w:t>django.contrib.messages</w:t>
       </w:r>
       <w:proofErr w:type="spellEnd"/>
       <w:r>
@@ -2974,21 +2640,12 @@
         <w:spacing w:line="240" w:lineRule="auto"/>
       </w:pPr>
       <w:proofErr w:type="spellStart"/>
-      <w:proofErr w:type="gramStart"/>
-      <w:r>
-        <w:rPr>
-          <w:b/>
-          <w:bCs/>
-        </w:rPr>
-        <w:t>django.contrib</w:t>
-      </w:r>
-      <w:proofErr w:type="gramEnd"/>
-      <w:r>
-        <w:rPr>
-          <w:b/>
-          <w:bCs/>
-        </w:rPr>
-        <w:t>.staticfiles</w:t>
+      <w:r>
+        <w:rPr>
+          <w:b/>
+          <w:bCs/>
+        </w:rPr>
+        <w:t>django.contrib.staticfiles</w:t>
       </w:r>
       <w:proofErr w:type="spellEnd"/>
       <w:r>
@@ -3004,22 +2661,13 @@
         <w:spacing w:line="240" w:lineRule="auto"/>
       </w:pPr>
       <w:proofErr w:type="spellStart"/>
-      <w:proofErr w:type="gramStart"/>
       <w:r>
         <w:rPr>
           <w:b/>
           <w:bCs/>
         </w:rPr>
         <w:lastRenderedPageBreak/>
-        <w:t>api.apps</w:t>
-      </w:r>
-      <w:proofErr w:type="gramEnd"/>
-      <w:r>
-        <w:rPr>
-          <w:b/>
-          <w:bCs/>
-        </w:rPr>
-        <w:t>.ApiConfig</w:t>
+        <w:t>api.apps.ApiConfig</w:t>
       </w:r>
       <w:proofErr w:type="spellEnd"/>
       <w:r>
@@ -3086,27 +2734,7 @@
           <w:sz w:val="36"/>
           <w:szCs w:val="36"/>
         </w:rPr>
-        <w:t>Model</w:t>
-      </w:r>
-      <w:r>
-        <w:rPr>
-          <w:b/>
-          <w:bCs/>
-          <w:color w:val="C00000"/>
-          <w:sz w:val="36"/>
-          <w:szCs w:val="36"/>
-        </w:rPr>
-        <w:t xml:space="preserve"> </w:t>
-      </w:r>
-      <w:r>
-        <w:rPr>
-          <w:b/>
-          <w:bCs/>
-          <w:color w:val="C00000"/>
-          <w:sz w:val="36"/>
-          <w:szCs w:val="36"/>
-        </w:rPr>
-        <w:t>Creation</w:t>
+        <w:t>Model Creation</w:t>
       </w:r>
     </w:p>
     <w:p>
@@ -3869,11 +3497,9 @@
               <w:spacing w:after="160"/>
               <w:ind w:left="360"/>
             </w:pPr>
-            <w:proofErr w:type="spellStart"/>
             <w:r>
               <w:t>created_at</w:t>
             </w:r>
-            <w:proofErr w:type="spellEnd"/>
           </w:p>
         </w:tc>
         <w:tc>
@@ -3940,7 +3566,7 @@
       </w:pPr>
       <w:r>
         <w:pict w14:anchorId="2915B172">
-          <v:rect id="_x0000_i1163" style="width:0;height:1.5pt" o:hralign="center" o:hrstd="t" o:hr="t" fillcolor="#a0a0a0" stroked="f"/>
+          <v:rect id="_x0000_i1029" style="width:0;height:1.5pt" o:hralign="center" o:hrstd="t" o:hr="t" fillcolor="#a0a0a0" stroked="f"/>
         </w:pict>
       </w:r>
     </w:p>
@@ -4007,12 +3633,10 @@
         <w:t>class Transaction(</w:t>
       </w:r>
       <w:proofErr w:type="spellStart"/>
-      <w:proofErr w:type="gramStart"/>
       <w:r>
         <w:t>models.Model</w:t>
       </w:r>
       <w:proofErr w:type="spellEnd"/>
-      <w:proofErr w:type="gramEnd"/>
       <w:r>
         <w:t>):</w:t>
       </w:r>
@@ -4086,17 +3710,12 @@
         <w:ind w:left="360"/>
       </w:pPr>
       <w:proofErr w:type="spellStart"/>
-      <w:proofErr w:type="gramStart"/>
       <w:r>
         <w:t>Transaction.objects.all</w:t>
       </w:r>
       <w:proofErr w:type="spellEnd"/>
       <w:r>
-        <w:t>()  #</w:t>
-      </w:r>
-      <w:proofErr w:type="gramEnd"/>
-      <w:r>
-        <w:t xml:space="preserve"> returns transactions ordered by newest first</w:t>
+        <w:t>()  # returns transactions ordered by newest first</w:t>
       </w:r>
     </w:p>
     <w:p>
@@ -4126,7 +3745,7 @@
       </w:pPr>
       <w:r>
         <w:pict w14:anchorId="1DB32773">
-          <v:rect id="_x0000_i1592" style="width:0;height:1.5pt" o:hralign="center" o:hrstd="t" o:hr="t" fillcolor="#a0a0a0" stroked="f"/>
+          <v:rect id="_x0000_i1030" style="width:0;height:1.5pt" o:hralign="center" o:hrstd="t" o:hr="t" fillcolor="#a0a0a0" stroked="f"/>
         </w:pict>
       </w:r>
     </w:p>
@@ -4262,7 +3881,7 @@
       </w:pPr>
       <w:r>
         <w:pict w14:anchorId="7CFD2A22">
-          <v:rect id="_x0000_i1593" style="width:0;height:1.5pt" o:hralign="center" o:hrstd="t" o:hr="t" fillcolor="#a0a0a0" stroked="f"/>
+          <v:rect id="_x0000_i1031" style="width:0;height:1.5pt" o:hralign="center" o:hrstd="t" o:hr="t" fillcolor="#a0a0a0" stroked="f"/>
         </w:pict>
       </w:r>
     </w:p>
@@ -4320,13 +3939,8 @@
         <w:t>created_at</w:t>
       </w:r>
       <w:proofErr w:type="spellEnd"/>
-      <w:proofErr w:type="gramStart"/>
-      <w:r>
-        <w:t xml:space="preserve">']   </w:t>
-      </w:r>
-      <w:proofErr w:type="gramEnd"/>
-      <w:r>
-        <w:t xml:space="preserve">   # oldest first</w:t>
+      <w:r>
+        <w:t>']      # oldest first</w:t>
       </w:r>
       <w:r>
         <w:br/>
@@ -4337,13 +3951,8 @@
         <w:t>created_at</w:t>
       </w:r>
       <w:proofErr w:type="spellEnd"/>
-      <w:proofErr w:type="gramStart"/>
-      <w:r>
-        <w:t xml:space="preserve">']   </w:t>
-      </w:r>
-      <w:proofErr w:type="gramEnd"/>
-      <w:r>
-        <w:t xml:space="preserve">  # newest first</w:t>
+      <w:r>
+        <w:t>']     # newest first</w:t>
       </w:r>
     </w:p>
     <w:p>
@@ -4490,12 +4099,10 @@
         <w:t xml:space="preserve">    </w:t>
       </w:r>
       <w:proofErr w:type="spellStart"/>
-      <w:proofErr w:type="gramStart"/>
       <w:r>
         <w:t>models.Index</w:t>
       </w:r>
       <w:proofErr w:type="spellEnd"/>
-      <w:proofErr w:type="gramEnd"/>
       <w:r>
         <w:t>(fields=['amount']),</w:t>
       </w:r>
@@ -4507,22 +4114,12 @@
         <w:t xml:space="preserve">    </w:t>
       </w:r>
       <w:proofErr w:type="spellStart"/>
-      <w:proofErr w:type="gramStart"/>
       <w:r>
         <w:t>models.Index</w:t>
       </w:r>
       <w:proofErr w:type="spellEnd"/>
-      <w:proofErr w:type="gramEnd"/>
-      <w:r>
-        <w:t>(fields</w:t>
-      </w:r>
-      <w:proofErr w:type="gramStart"/>
-      <w:r>
-        <w:t>=[</w:t>
-      </w:r>
-      <w:proofErr w:type="gramEnd"/>
-      <w:r>
-        <w:t>'</w:t>
+      <w:r>
+        <w:t>(fields=['</w:t>
       </w:r>
       <w:proofErr w:type="spellStart"/>
       <w:r>
@@ -4530,15 +4127,7 @@
       </w:r>
       <w:proofErr w:type="spellEnd"/>
       <w:r>
-        <w:t>', 'amount']</w:t>
-      </w:r>
-      <w:proofErr w:type="gramStart"/>
-      <w:r>
-        <w:t>),  #</w:t>
-      </w:r>
-      <w:proofErr w:type="gramEnd"/>
-      <w:r>
-        <w:t xml:space="preserve"> compound index</w:t>
+        <w:t>', 'amount']),  # compound index</w:t>
       </w:r>
       <w:r>
         <w:br/>
@@ -4600,22 +4189,12 @@
         <w:t xml:space="preserve">    </w:t>
       </w:r>
       <w:proofErr w:type="spellStart"/>
-      <w:proofErr w:type="gramStart"/>
       <w:r>
         <w:t>models.UniqueConstraint</w:t>
       </w:r>
       <w:proofErr w:type="spellEnd"/>
-      <w:proofErr w:type="gramEnd"/>
-      <w:r>
-        <w:t>(fields</w:t>
-      </w:r>
-      <w:proofErr w:type="gramStart"/>
-      <w:r>
-        <w:t>=[</w:t>
-      </w:r>
-      <w:proofErr w:type="gramEnd"/>
-      <w:r>
-        <w:t>'text', 'amount'], name='</w:t>
+      <w:r>
+        <w:t>(fields=['text', 'amount'], name='</w:t>
       </w:r>
       <w:proofErr w:type="spellStart"/>
       <w:r>
@@ -4664,15 +4243,7 @@
       </w:r>
       <w:r>
         <w:br/>
-        <w:t xml:space="preserve"> </w:t>
-      </w:r>
-      <w:proofErr w:type="gramStart"/>
-      <w:r>
-        <w:t xml:space="preserve">   (</w:t>
-      </w:r>
-      <w:proofErr w:type="gramEnd"/>
-      <w:r>
-        <w:t>"</w:t>
+        <w:t xml:space="preserve">    ("</w:t>
       </w:r>
       <w:proofErr w:type="spellStart"/>
       <w:r>
@@ -4758,12 +4329,10 @@
         <w:spacing w:line="240" w:lineRule="auto"/>
       </w:pPr>
       <w:proofErr w:type="spellStart"/>
-      <w:proofErr w:type="gramStart"/>
       <w:r>
         <w:t>Lets</w:t>
       </w:r>
       <w:proofErr w:type="spellEnd"/>
-      <w:proofErr w:type="gramEnd"/>
       <w:r>
         <w:t xml:space="preserve"> you get the latest object easily. </w:t>
       </w:r>
@@ -4797,13 +4366,8 @@
         <w:t>Transaction.objects.latest</w:t>
       </w:r>
       <w:proofErr w:type="spellEnd"/>
-      <w:proofErr w:type="gramStart"/>
-      <w:r>
-        <w:t>()  #</w:t>
-      </w:r>
-      <w:proofErr w:type="gramEnd"/>
-      <w:r>
-        <w:t xml:space="preserve"> returns the newest transaction</w:t>
+      <w:r>
+        <w:t>()  # returns the newest transaction</w:t>
       </w:r>
     </w:p>
     <w:p>
@@ -4837,7 +4401,7 @@
       </w:pPr>
       <w:r>
         <w:pict w14:anchorId="174665DF">
-          <v:rect id="_x0000_i1594" style="width:0;height:1.5pt" o:hralign="center" o:hrstd="t" o:hr="t" fillcolor="#a0a0a0" stroked="f"/>
+          <v:rect id="_x0000_i1032" style="width:0;height:1.5pt" o:hralign="center" o:hrstd="t" o:hr="t" fillcolor="#a0a0a0" stroked="f"/>
         </w:pict>
       </w:r>
     </w:p>
@@ -5252,15 +4816,7 @@
               <w:ind w:left="360"/>
             </w:pPr>
             <w:r>
-              <w:t xml:space="preserve">Field used by </w:t>
-            </w:r>
-            <w:proofErr w:type="gramStart"/>
-            <w:r>
-              <w:t>latest(</w:t>
-            </w:r>
-            <w:proofErr w:type="gramEnd"/>
-            <w:r>
-              <w:t>)</w:t>
+              <w:t>Field used by latest()</w:t>
             </w:r>
           </w:p>
         </w:tc>
@@ -5311,7 +4867,7 @@
       </w:pPr>
       <w:r>
         <w:pict w14:anchorId="02BED7E2">
-          <v:rect id="_x0000_i1595" style="width:0;height:1.5pt" o:hralign="center" o:hrstd="t" o:hr="t" fillcolor="#a0a0a0" stroked="f"/>
+          <v:rect id="_x0000_i1033" style="width:0;height:1.5pt" o:hralign="center" o:hrstd="t" o:hr="t" fillcolor="#a0a0a0" stroked="f"/>
         </w:pict>
       </w:r>
     </w:p>
@@ -5364,23 +4920,7 @@
           <w:b/>
           <w:bCs/>
         </w:rPr>
-        <w:t>3. __str_</w:t>
-      </w:r>
-      <w:proofErr w:type="gramStart"/>
-      <w:r>
-        <w:rPr>
-          <w:b/>
-          <w:bCs/>
-        </w:rPr>
-        <w:t>_(</w:t>
-      </w:r>
-      <w:proofErr w:type="gramEnd"/>
-      <w:r>
-        <w:rPr>
-          <w:b/>
-          <w:bCs/>
-        </w:rPr>
-        <w:t>) Method</w:t>
+        <w:t>3. __str__() Method</w:t>
       </w:r>
     </w:p>
     <w:p>
@@ -5429,7 +4969,6 @@
         <w:t>} ({</w:t>
       </w:r>
       <w:proofErr w:type="spellStart"/>
-      <w:proofErr w:type="gramStart"/>
       <w:r>
         <w:rPr>
           <w:rFonts w:ascii="Courier New" w:hAnsi="Courier New" w:cs="Courier New"/>
@@ -5439,7 +4978,6 @@
         <w:t>self.amount</w:t>
       </w:r>
       <w:proofErr w:type="spellEnd"/>
-      <w:proofErr w:type="gramEnd"/>
       <w:r>
         <w:rPr>
           <w:rFonts w:ascii="Courier New" w:hAnsi="Courier New" w:cs="Courier New"/>
@@ -5458,15 +4996,7 @@
         <w:spacing w:line="240" w:lineRule="auto"/>
       </w:pPr>
       <w:r>
-        <w:t>The __str_</w:t>
-      </w:r>
-      <w:proofErr w:type="gramStart"/>
-      <w:r>
-        <w:t>_(</w:t>
-      </w:r>
-      <w:proofErr w:type="gramEnd"/>
-      <w:r>
-        <w:t xml:space="preserve">) method is a </w:t>
+        <w:t xml:space="preserve">The __str__() method is a </w:t>
       </w:r>
       <w:r>
         <w:rPr>
@@ -5498,15 +5028,7 @@
         <w:t>highly recommended</w:t>
       </w:r>
       <w:r>
-        <w:t xml:space="preserve"> to define __str_</w:t>
-      </w:r>
-      <w:proofErr w:type="gramStart"/>
-      <w:r>
-        <w:t>_(</w:t>
-      </w:r>
-      <w:proofErr w:type="gramEnd"/>
-      <w:r>
-        <w:t xml:space="preserve">) for every model so that objects are </w:t>
+        <w:t xml:space="preserve"> to define __str__() for every model so that objects are </w:t>
       </w:r>
       <w:r>
         <w:rPr>
@@ -5547,52 +5069,16 @@
           <w:sz w:val="20"/>
           <w:szCs w:val="20"/>
         </w:rPr>
-        <w:t xml:space="preserve">transaction = </w:t>
-      </w:r>
-      <w:proofErr w:type="gramStart"/>
+        <w:t>transaction = Transaction(text="Salary", amount=1500)</w:t>
+      </w:r>
       <w:r>
         <w:rPr>
           <w:rFonts w:ascii="Courier New" w:hAnsi="Courier New" w:cs="Courier New"/>
           <w:sz w:val="20"/>
           <w:szCs w:val="20"/>
         </w:rPr>
-        <w:t>Transaction(</w:t>
-      </w:r>
-      <w:proofErr w:type="gramEnd"/>
-      <w:r>
-        <w:rPr>
-          <w:rFonts w:ascii="Courier New" w:hAnsi="Courier New" w:cs="Courier New"/>
-          <w:sz w:val="20"/>
-          <w:szCs w:val="20"/>
-        </w:rPr>
-        <w:t>text="Salary", amount=1500)</w:t>
-      </w:r>
-      <w:r>
-        <w:rPr>
-          <w:rFonts w:ascii="Courier New" w:hAnsi="Courier New" w:cs="Courier New"/>
-          <w:sz w:val="20"/>
-          <w:szCs w:val="20"/>
-        </w:rPr>
         <w:br/>
-        <w:t>print(</w:t>
-      </w:r>
-      <w:proofErr w:type="gramStart"/>
-      <w:r>
-        <w:rPr>
-          <w:rFonts w:ascii="Courier New" w:hAnsi="Courier New" w:cs="Courier New"/>
-          <w:sz w:val="20"/>
-          <w:szCs w:val="20"/>
-        </w:rPr>
-        <w:t>transaction)  #</w:t>
-      </w:r>
-      <w:proofErr w:type="gramEnd"/>
-      <w:r>
-        <w:rPr>
-          <w:rFonts w:ascii="Courier New" w:hAnsi="Courier New" w:cs="Courier New"/>
-          <w:sz w:val="20"/>
-          <w:szCs w:val="20"/>
-        </w:rPr>
-        <w:t xml:space="preserve"> Output: Salary (1500.00)</w:t>
+        <w:t>print(transaction)  # Output: Salary (1500.00)</w:t>
       </w:r>
     </w:p>
     <w:p>
@@ -5654,12 +5140,10 @@
         <w:t>} ({</w:t>
       </w:r>
       <w:proofErr w:type="spellStart"/>
-      <w:proofErr w:type="gramStart"/>
       <w:r>
         <w:t>self.amount</w:t>
       </w:r>
       <w:proofErr w:type="spellEnd"/>
-      <w:proofErr w:type="gramEnd"/>
       <w:r>
         <w:t xml:space="preserve">})" constructs a </w:t>
       </w:r>
@@ -5773,7 +5257,6 @@
         <w:t xml:space="preserve">    return </w:t>
       </w:r>
       <w:proofErr w:type="spellStart"/>
-      <w:proofErr w:type="gramStart"/>
       <w:r>
         <w:rPr>
           <w:rFonts w:ascii="Courier New" w:hAnsi="Courier New" w:cs="Courier New"/>
@@ -5783,7 +5266,6 @@
         <w:t>self.amount</w:t>
       </w:r>
       <w:proofErr w:type="spellEnd"/>
-      <w:proofErr w:type="gramEnd"/>
       <w:r>
         <w:rPr>
           <w:rFonts w:ascii="Courier New" w:hAnsi="Courier New" w:cs="Courier New"/>
@@ -5868,7 +5350,6 @@
         <w:t xml:space="preserve">    return f"{</w:t>
       </w:r>
       <w:proofErr w:type="spellStart"/>
-      <w:proofErr w:type="gramStart"/>
       <w:r>
         <w:rPr>
           <w:rFonts w:ascii="Courier New" w:hAnsi="Courier New" w:cs="Courier New"/>
@@ -5878,7 +5359,6 @@
         <w:t>self.amount</w:t>
       </w:r>
       <w:proofErr w:type="spellEnd"/>
-      <w:proofErr w:type="gramEnd"/>
       <w:r>
         <w:rPr>
           <w:rFonts w:ascii="Courier New" w:hAnsi="Courier New" w:cs="Courier New"/>
@@ -5945,7 +5425,6 @@
         <w:t xml:space="preserve">    return </w:t>
       </w:r>
       <w:proofErr w:type="spellStart"/>
-      <w:proofErr w:type="gramStart"/>
       <w:r>
         <w:rPr>
           <w:rFonts w:ascii="Courier New" w:hAnsi="Courier New" w:cs="Courier New"/>
@@ -5955,32 +5434,13 @@
         <w:t>self.amount</w:t>
       </w:r>
       <w:proofErr w:type="spellEnd"/>
-      <w:proofErr w:type="gramEnd"/>
       <w:r>
         <w:rPr>
           <w:rFonts w:ascii="Courier New" w:hAnsi="Courier New" w:cs="Courier New"/>
           <w:sz w:val="20"/>
           <w:szCs w:val="20"/>
         </w:rPr>
-        <w:t xml:space="preserve"> * </w:t>
-      </w:r>
-      <w:proofErr w:type="gramStart"/>
-      <w:r>
-        <w:rPr>
-          <w:rFonts w:ascii="Courier New" w:hAnsi="Courier New" w:cs="Courier New"/>
-          <w:sz w:val="20"/>
-          <w:szCs w:val="20"/>
-        </w:rPr>
-        <w:t>0.15  #</w:t>
-      </w:r>
-      <w:proofErr w:type="gramEnd"/>
-      <w:r>
-        <w:rPr>
-          <w:rFonts w:ascii="Courier New" w:hAnsi="Courier New" w:cs="Courier New"/>
-          <w:sz w:val="20"/>
-          <w:szCs w:val="20"/>
-        </w:rPr>
-        <w:t xml:space="preserve"> 15% tax</w:t>
+        <w:t xml:space="preserve"> * 0.15  # 15% tax</w:t>
       </w:r>
     </w:p>
     <w:p>
@@ -6160,10 +5620,7 @@
         <w:ind w:left="360"/>
       </w:pPr>
       <w:r>
-        <w:t>Creating Models, Applying Migrations</w:t>
-      </w:r>
-      <w:r>
-        <w:t>:</w:t>
+        <w:t>Creating Models, Applying Migrations:</w:t>
       </w:r>
     </w:p>
     <w:p>
@@ -6518,41 +5975,42 @@
           <w:szCs w:val="22"/>
         </w:rPr>
         <w:br/>
-      </w:r>
-      <w:proofErr w:type="gramStart"/>
+        <w:t>from .models import Transaction</w:t>
+      </w:r>
       <w:r>
         <w:rPr>
           <w:rFonts w:ascii="Courier New" w:hAnsi="Courier New" w:cs="Courier New"/>
           <w:sz w:val="22"/>
           <w:szCs w:val="22"/>
         </w:rPr>
-        <w:t>from .models</w:t>
-      </w:r>
-      <w:proofErr w:type="gramEnd"/>
+        <w:br/>
+      </w:r>
       <w:r>
         <w:rPr>
           <w:rFonts w:ascii="Courier New" w:hAnsi="Courier New" w:cs="Courier New"/>
           <w:sz w:val="22"/>
           <w:szCs w:val="22"/>
         </w:rPr>
-        <w:t xml:space="preserve"> import Transaction</w:t>
-      </w:r>
+        <w:br/>
+        <w:t xml:space="preserve">class </w:t>
+      </w:r>
+      <w:proofErr w:type="spellStart"/>
       <w:r>
         <w:rPr>
           <w:rFonts w:ascii="Courier New" w:hAnsi="Courier New" w:cs="Courier New"/>
           <w:sz w:val="22"/>
           <w:szCs w:val="22"/>
         </w:rPr>
-        <w:br/>
-      </w:r>
+        <w:t>TransactionSerializer</w:t>
+      </w:r>
+      <w:proofErr w:type="spellEnd"/>
       <w:r>
         <w:rPr>
           <w:rFonts w:ascii="Courier New" w:hAnsi="Courier New" w:cs="Courier New"/>
           <w:sz w:val="22"/>
           <w:szCs w:val="22"/>
         </w:rPr>
-        <w:br/>
-        <w:t xml:space="preserve">class </w:t>
+        <w:t>(</w:t>
       </w:r>
       <w:proofErr w:type="spellStart"/>
       <w:r>
@@ -6561,7 +6019,7 @@
           <w:sz w:val="22"/>
           <w:szCs w:val="22"/>
         </w:rPr>
-        <w:t>TransactionSerializer</w:t>
+        <w:t>serializers.ModelSerializer</w:t>
       </w:r>
       <w:proofErr w:type="spellEnd"/>
       <w:r>
@@ -6570,27 +6028,25 @@
           <w:sz w:val="22"/>
           <w:szCs w:val="22"/>
         </w:rPr>
-        <w:t>(</w:t>
-      </w:r>
-      <w:proofErr w:type="spellStart"/>
-      <w:proofErr w:type="gramStart"/>
+        <w:t>):</w:t>
+      </w:r>
       <w:r>
         <w:rPr>
           <w:rFonts w:ascii="Courier New" w:hAnsi="Courier New" w:cs="Courier New"/>
           <w:sz w:val="22"/>
           <w:szCs w:val="22"/>
         </w:rPr>
-        <w:t>serializers.ModelSerializer</w:t>
-      </w:r>
-      <w:proofErr w:type="spellEnd"/>
-      <w:proofErr w:type="gramEnd"/>
+        <w:br/>
+        <w:t xml:space="preserve">    class Meta:</w:t>
+      </w:r>
       <w:r>
         <w:rPr>
           <w:rFonts w:ascii="Courier New" w:hAnsi="Courier New" w:cs="Courier New"/>
           <w:sz w:val="22"/>
           <w:szCs w:val="22"/>
         </w:rPr>
-        <w:t>):</w:t>
+        <w:br/>
+        <w:t xml:space="preserve">        model = Transaction</w:t>
       </w:r>
       <w:r>
         <w:rPr>
@@ -6599,52 +6055,52 @@
           <w:szCs w:val="22"/>
         </w:rPr>
         <w:br/>
-        <w:t xml:space="preserve">    class Meta:</w:t>
-      </w:r>
+        <w:t xml:space="preserve">        fields = ["id", "text", "amount", "</w:t>
+      </w:r>
+      <w:proofErr w:type="spellStart"/>
       <w:r>
         <w:rPr>
           <w:rFonts w:ascii="Courier New" w:hAnsi="Courier New" w:cs="Courier New"/>
           <w:sz w:val="22"/>
           <w:szCs w:val="22"/>
         </w:rPr>
-        <w:br/>
-        <w:t xml:space="preserve">        model = Transaction</w:t>
-      </w:r>
+        <w:t>created_at</w:t>
+      </w:r>
+      <w:proofErr w:type="spellEnd"/>
       <w:r>
         <w:rPr>
           <w:rFonts w:ascii="Courier New" w:hAnsi="Courier New" w:cs="Courier New"/>
           <w:sz w:val="22"/>
           <w:szCs w:val="22"/>
         </w:rPr>
-        <w:br/>
-        <w:t xml:space="preserve">        fields = ["id", "text", "amount", "</w:t>
-      </w:r>
-      <w:proofErr w:type="spellStart"/>
+        <w:t>"]</w:t>
+      </w:r>
       <w:r>
         <w:rPr>
           <w:rFonts w:ascii="Courier New" w:hAnsi="Courier New" w:cs="Courier New"/>
           <w:sz w:val="22"/>
           <w:szCs w:val="22"/>
         </w:rPr>
-        <w:t>created_at</w:t>
-      </w:r>
-      <w:proofErr w:type="spellEnd"/>
+        <w:br/>
+        <w:t xml:space="preserve">        </w:t>
+      </w:r>
+      <w:proofErr w:type="spellStart"/>
       <w:r>
         <w:rPr>
           <w:rFonts w:ascii="Courier New" w:hAnsi="Courier New" w:cs="Courier New"/>
           <w:sz w:val="22"/>
           <w:szCs w:val="22"/>
         </w:rPr>
-        <w:t>"]</w:t>
-      </w:r>
+        <w:t>read_only_fields</w:t>
+      </w:r>
+      <w:proofErr w:type="spellEnd"/>
       <w:r>
         <w:rPr>
           <w:rFonts w:ascii="Courier New" w:hAnsi="Courier New" w:cs="Courier New"/>
           <w:sz w:val="22"/>
           <w:szCs w:val="22"/>
         </w:rPr>
-        <w:br/>
-        <w:t xml:space="preserve">        </w:t>
+        <w:t xml:space="preserve"> = ["id", "</w:t>
       </w:r>
       <w:proofErr w:type="spellStart"/>
       <w:r>
@@ -6653,7 +6109,7 @@
           <w:sz w:val="22"/>
           <w:szCs w:val="22"/>
         </w:rPr>
-        <w:t>read_only_fields</w:t>
+        <w:t>created_at</w:t>
       </w:r>
       <w:proofErr w:type="spellEnd"/>
       <w:r>
@@ -6662,24 +6118,6 @@
           <w:sz w:val="22"/>
           <w:szCs w:val="22"/>
         </w:rPr>
-        <w:t xml:space="preserve"> = ["id", "</w:t>
-      </w:r>
-      <w:proofErr w:type="spellStart"/>
-      <w:r>
-        <w:rPr>
-          <w:rFonts w:ascii="Courier New" w:hAnsi="Courier New" w:cs="Courier New"/>
-          <w:sz w:val="22"/>
-          <w:szCs w:val="22"/>
-        </w:rPr>
-        <w:t>created_at</w:t>
-      </w:r>
-      <w:proofErr w:type="spellEnd"/>
-      <w:r>
-        <w:rPr>
-          <w:rFonts w:ascii="Courier New" w:hAnsi="Courier New" w:cs="Courier New"/>
-          <w:sz w:val="22"/>
-          <w:szCs w:val="22"/>
-        </w:rPr>
         <w:t>"]</w:t>
       </w:r>
     </w:p>
@@ -6700,7 +6138,6 @@
         <w:t xml:space="preserve">1. </w:t>
       </w:r>
       <w:proofErr w:type="spellStart"/>
-      <w:proofErr w:type="gramStart"/>
       <w:r>
         <w:rPr>
           <w:b/>
@@ -6709,7 +6146,6 @@
         <w:t>serializers.ModelSerializer</w:t>
       </w:r>
       <w:proofErr w:type="spellEnd"/>
-      <w:proofErr w:type="gramEnd"/>
     </w:p>
     <w:p>
       <w:pPr>
@@ -6762,40 +6198,22 @@
         <w:lastRenderedPageBreak/>
         <w:t xml:space="preserve">Adds </w:t>
       </w:r>
-      <w:proofErr w:type="gramStart"/>
-      <w:r>
-        <w:rPr>
-          <w:b/>
-          <w:bCs/>
-        </w:rPr>
-        <w:t>create(</w:t>
-      </w:r>
-      <w:proofErr w:type="gramEnd"/>
-      <w:r>
-        <w:rPr>
-          <w:b/>
-          <w:bCs/>
-        </w:rPr>
-        <w:t>)</w:t>
+      <w:r>
+        <w:rPr>
+          <w:b/>
+          <w:bCs/>
+        </w:rPr>
+        <w:t>create()</w:t>
       </w:r>
       <w:r>
         <w:t xml:space="preserve"> and </w:t>
       </w:r>
-      <w:proofErr w:type="gramStart"/>
-      <w:r>
-        <w:rPr>
-          <w:b/>
-          <w:bCs/>
-        </w:rPr>
-        <w:t>update(</w:t>
-      </w:r>
-      <w:proofErr w:type="gramEnd"/>
-      <w:r>
-        <w:rPr>
-          <w:b/>
-          <w:bCs/>
-        </w:rPr>
-        <w:t>)</w:t>
+      <w:r>
+        <w:rPr>
+          <w:b/>
+          <w:bCs/>
+        </w:rPr>
+        <w:t>update()</w:t>
       </w:r>
       <w:r>
         <w:t xml:space="preserve"> methods </w:t>
@@ -7033,15 +6451,7 @@
       </w:r>
       <w:proofErr w:type="spellEnd"/>
       <w:r>
-        <w:t xml:space="preserve"> is </w:t>
-      </w:r>
-      <w:proofErr w:type="gramStart"/>
-      <w:r>
-        <w:t>auto-generated</w:t>
-      </w:r>
-      <w:proofErr w:type="gramEnd"/>
-      <w:r>
-        <w:t xml:space="preserve"> </w:t>
+        <w:t xml:space="preserve"> is auto-generated </w:t>
       </w:r>
     </w:p>
     <w:p>
@@ -7104,12 +6514,10 @@
         <w:t xml:space="preserve">transaction = </w:t>
       </w:r>
       <w:proofErr w:type="spellStart"/>
-      <w:proofErr w:type="gramStart"/>
       <w:r>
         <w:t>Transaction.objects.first</w:t>
       </w:r>
       <w:proofErr w:type="spellEnd"/>
-      <w:proofErr w:type="gramEnd"/>
       <w:r>
         <w:t>()</w:t>
       </w:r>
@@ -7253,36 +6661,23 @@
       </w:r>
       <w:proofErr w:type="spellStart"/>
       <w:r>
-        <w:t>serializer.is_</w:t>
-      </w:r>
-      <w:proofErr w:type="gramStart"/>
-      <w:r>
-        <w:t>valid</w:t>
-      </w:r>
-      <w:proofErr w:type="spellEnd"/>
-      <w:r>
-        <w:t>(</w:t>
-      </w:r>
-      <w:proofErr w:type="gramEnd"/>
-      <w:r>
-        <w:t>):</w:t>
+        <w:t>serializer.is_valid</w:t>
+      </w:r>
+      <w:proofErr w:type="spellEnd"/>
+      <w:r>
+        <w:t>():</w:t>
       </w:r>
       <w:r>
         <w:br/>
         <w:t xml:space="preserve">    </w:t>
       </w:r>
       <w:proofErr w:type="spellStart"/>
-      <w:proofErr w:type="gramStart"/>
       <w:r>
         <w:t>serializer.save</w:t>
       </w:r>
       <w:proofErr w:type="spellEnd"/>
       <w:r>
-        <w:t>()  #</w:t>
-      </w:r>
-      <w:proofErr w:type="gramEnd"/>
-      <w:r>
-        <w:t xml:space="preserve"> creates a new Transaction in the database</w:t>
+        <w:t>()  # creates a new Transaction in the database</w:t>
       </w:r>
     </w:p>
     <w:p>
@@ -7316,7 +6711,7 @@
       </w:pPr>
       <w:r>
         <w:pict w14:anchorId="1D1CD6B7">
-          <v:rect id="_x0000_i1668" style="width:0;height:1.5pt" o:hralign="center" o:hrstd="t" o:hr="t" fillcolor="#a0a0a0" stroked="f"/>
+          <v:rect id="_x0000_i1034" style="width:0;height:1.5pt" o:hralign="center" o:hrstd="t" o:hr="t" fillcolor="#a0a0a0" stroked="f"/>
         </w:pict>
       </w:r>
     </w:p>
@@ -7418,7 +6813,7 @@
       <w:r>
         <w:lastRenderedPageBreak/>
         <w:pict w14:anchorId="7665EAB1">
-          <v:rect id="_x0000_i1669" style="width:0;height:1.5pt" o:hralign="center" o:hrstd="t" o:hr="t" fillcolor="#a0a0a0" stroked="f"/>
+          <v:rect id="_x0000_i1035" style="width:0;height:1.5pt" o:hralign="center" o:hrstd="t" o:hr="t" fillcolor="#a0a0a0" stroked="f"/>
         </w:pict>
       </w:r>
     </w:p>
@@ -7499,19 +6894,11 @@
       </w:r>
       <w:proofErr w:type="spellStart"/>
       <w:r>
-        <w:t>validate_</w:t>
-      </w:r>
-      <w:proofErr w:type="gramStart"/>
-      <w:r>
-        <w:t>amount</w:t>
-      </w:r>
-      <w:proofErr w:type="spellEnd"/>
-      <w:r>
-        <w:t>(</w:t>
-      </w:r>
-      <w:proofErr w:type="gramEnd"/>
-      <w:r>
-        <w:t>self, value):</w:t>
+        <w:t>validate_amount</w:t>
+      </w:r>
+      <w:proofErr w:type="spellEnd"/>
+      <w:r>
+        <w:t>(self, value):</w:t>
       </w:r>
       <w:r>
         <w:br/>
@@ -7522,12 +6909,10 @@
         <w:t xml:space="preserve">        raise </w:t>
       </w:r>
       <w:proofErr w:type="spellStart"/>
-      <w:proofErr w:type="gramStart"/>
       <w:r>
         <w:t>serializers.ValidationError</w:t>
       </w:r>
       <w:proofErr w:type="spellEnd"/>
-      <w:proofErr w:type="gramEnd"/>
       <w:r>
         <w:t>("Amount cannot be zero")</w:t>
       </w:r>
@@ -7543,7 +6928,7 @@
       </w:pPr>
       <w:r>
         <w:pict w14:anchorId="3EE97BB1">
-          <v:rect id="_x0000_i1670" style="width:0;height:1.5pt" o:hralign="center" o:hrstd="t" o:hr="t" fillcolor="#a0a0a0" stroked="f"/>
+          <v:rect id="_x0000_i1036" style="width:0;height:1.5pt" o:hralign="center" o:hrstd="t" o:hr="t" fillcolor="#a0a0a0" stroked="f"/>
         </w:pict>
       </w:r>
     </w:p>
@@ -7579,15 +6964,7 @@
         <w:spacing w:line="240" w:lineRule="auto"/>
       </w:pPr>
       <w:r>
-        <w:t>Always use __str_</w:t>
-      </w:r>
-      <w:proofErr w:type="gramStart"/>
-      <w:r>
-        <w:t>_(</w:t>
-      </w:r>
-      <w:proofErr w:type="gramEnd"/>
-      <w:r>
-        <w:t xml:space="preserve">) for readability. </w:t>
+        <w:t xml:space="preserve">Always use __str__() for readability. </w:t>
       </w:r>
     </w:p>
     <w:p>
@@ -7680,7 +7057,7 @@
     <w:p>
       <w:r>
         <w:pict w14:anchorId="2D65E54C">
-          <v:rect id="_x0000_i1802" style="width:0;height:1.5pt" o:hralign="center" o:hrstd="t" o:hr="t" fillcolor="#a0a0a0" stroked="f"/>
+          <v:rect id="_x0000_i1037" style="width:0;height:1.5pt" o:hralign="center" o:hrstd="t" o:hr="t" fillcolor="#a0a0a0" stroked="f"/>
         </w:pict>
       </w:r>
     </w:p>
@@ -7782,7 +7159,7 @@
     <w:p>
       <w:r>
         <w:pict w14:anchorId="391A592B">
-          <v:rect id="_x0000_i1803" style="width:0;height:1.5pt" o:hralign="center" o:hrstd="t" o:hr="t" fillcolor="#a0a0a0" stroked="f"/>
+          <v:rect id="_x0000_i1038" style="width:0;height:1.5pt" o:hralign="center" o:hrstd="t" o:hr="t" fillcolor="#a0a0a0" stroked="f"/>
         </w:pict>
       </w:r>
     </w:p>
@@ -7818,47 +7195,68 @@
     </w:p>
     <w:p>
       <w:r>
-        <w:t>They already include:</w:t>
+        <w:t>T</w:t>
+      </w:r>
+      <w:r>
+        <w:t>hey offer:</w:t>
       </w:r>
     </w:p>
     <w:p>
       <w:pPr>
         <w:numPr>
           <w:ilvl w:val="0"/>
-          <w:numId w:val="51"/>
+          <w:numId w:val="60"/>
         </w:numPr>
       </w:pPr>
       <w:r>
-        <w:t xml:space="preserve">Common logic (list, create, update, delete) </w:t>
+        <w:rPr>
+          <w:b/>
+          <w:bCs/>
+        </w:rPr>
+        <w:t>Built-in CRUD operations</w:t>
+      </w:r>
+      <w:r>
+        <w:t xml:space="preserve"> (list, create, retrieve, update, delete) </w:t>
       </w:r>
     </w:p>
     <w:p>
       <w:pPr>
         <w:numPr>
           <w:ilvl w:val="0"/>
-          <w:numId w:val="51"/>
+          <w:numId w:val="60"/>
         </w:numPr>
       </w:pPr>
       <w:r>
-        <w:t xml:space="preserve">Integration with serializers </w:t>
+        <w:rPr>
+          <w:b/>
+          <w:bCs/>
+        </w:rPr>
+        <w:t>Automatic serializer integration</w:t>
+      </w:r>
+      <w:r>
+        <w:t xml:space="preserve"> (JSON ↔ Model) </w:t>
       </w:r>
     </w:p>
     <w:p>
       <w:pPr>
         <w:numPr>
           <w:ilvl w:val="0"/>
-          <w:numId w:val="51"/>
+          <w:numId w:val="60"/>
         </w:numPr>
       </w:pPr>
       <w:r>
-        <w:t xml:space="preserve">Built-in validation </w:t>
+        <w:rPr>
+          <w:b/>
+          <w:bCs/>
+        </w:rPr>
+        <w:t>Built-in validation</w:t>
       </w:r>
     </w:p>
     <w:p>
       <w:r>
         <w:lastRenderedPageBreak/>
         <w:pict w14:anchorId="42DBA82E">
-          <v:rect id="_x0000_i1804" style="width:0;height:1.5pt" o:hralign="center" o:hrstd="t" o:hr="t" fillcolor="#a0a0a0" stroked="f"/>
+          <v:rect id="_x0000_i1060" style="width:0;height:1.5pt" o:hralign="center" o:hrstd="t" o:hr="t" fillcolor="#a0a0a0" stroked="f"/>
         </w:pict>
       </w:r>
     </w:p>
@@ -7890,12 +7288,10 @@
         <w:t>(</w:t>
       </w:r>
       <w:proofErr w:type="spellStart"/>
-      <w:proofErr w:type="gramStart"/>
       <w:r>
         <w:t>generics.ListCreateAPIView</w:t>
       </w:r>
       <w:proofErr w:type="spellEnd"/>
-      <w:proofErr w:type="gramEnd"/>
       <w:r>
         <w:t>):</w:t>
       </w:r>
@@ -7912,17 +7308,12 @@
         <w:t xml:space="preserve"> = </w:t>
       </w:r>
       <w:proofErr w:type="spellStart"/>
-      <w:proofErr w:type="gramStart"/>
       <w:r>
         <w:t>Transaction.objects.all</w:t>
       </w:r>
       <w:proofErr w:type="spellEnd"/>
       <w:r>
-        <w:t>(</w:t>
-      </w:r>
-      <w:proofErr w:type="gramEnd"/>
-      <w:r>
-        <w:t>)</w:t>
+        <w:t>()</w:t>
       </w:r>
       <w:r>
         <w:br/>
@@ -8009,7 +7400,7 @@
     <w:p>
       <w:r>
         <w:pict w14:anchorId="7FCFB337">
-          <v:rect id="_x0000_i1805" style="width:0;height:1.5pt" o:hralign="center" o:hrstd="t" o:hr="t" fillcolor="#a0a0a0" stroked="f"/>
+          <v:rect id="_x0000_i1040" style="width:0;height:1.5pt" o:hralign="center" o:hrstd="t" o:hr="t" fillcolor="#a0a0a0" stroked="f"/>
         </w:pict>
       </w:r>
     </w:p>
@@ -8091,7 +7482,7 @@
     <w:p>
       <w:r>
         <w:pict w14:anchorId="5E1B4242">
-          <v:rect id="_x0000_i1806" style="width:0;height:1.5pt" o:hralign="center" o:hrstd="t" o:hr="t" fillcolor="#a0a0a0" stroked="f"/>
+          <v:rect id="_x0000_i1041" style="width:0;height:1.5pt" o:hralign="center" o:hrstd="t" o:hr="t" fillcolor="#a0a0a0" stroked="f"/>
         </w:pict>
       </w:r>
     </w:p>
@@ -8246,7 +7637,7 @@
     <w:p>
       <w:r>
         <w:pict w14:anchorId="56C9D2CA">
-          <v:rect id="_x0000_i1807" style="width:0;height:1.5pt" o:hralign="center" o:hrstd="t" o:hr="t" fillcolor="#a0a0a0" stroked="f"/>
+          <v:rect id="_x0000_i1042" style="width:0;height:1.5pt" o:hralign="center" o:hrstd="t" o:hr="t" fillcolor="#a0a0a0" stroked="f"/>
         </w:pict>
       </w:r>
     </w:p>
@@ -8293,7 +7684,7 @@
     <w:p>
       <w:r>
         <w:pict w14:anchorId="17A8700B">
-          <v:rect id="_x0000_i1808" style="width:0;height:1.5pt" o:hralign="center" o:hrstd="t" o:hr="t" fillcolor="#a0a0a0" stroked="f"/>
+          <v:rect id="_x0000_i1043" style="width:0;height:1.5pt" o:hralign="center" o:hrstd="t" o:hr="t" fillcolor="#a0a0a0" stroked="f"/>
         </w:pict>
       </w:r>
     </w:p>
@@ -8364,7 +7755,7 @@
     <w:p>
       <w:r>
         <w:pict w14:anchorId="33DF159C">
-          <v:rect id="_x0000_i1809" style="width:0;height:1.5pt" o:hralign="center" o:hrstd="t" o:hr="t" fillcolor="#a0a0a0" stroked="f"/>
+          <v:rect id="_x0000_i1044" style="width:0;height:1.5pt" o:hralign="center" o:hrstd="t" o:hr="t" fillcolor="#a0a0a0" stroked="f"/>
         </w:pict>
       </w:r>
     </w:p>
@@ -8385,76 +7776,135 @@
       </w:r>
     </w:p>
     <w:p>
-      <w:r>
-        <w:t>class TransactionRetrieveUpdateDestroyView(</w:t>
-      </w:r>
-      <w:proofErr w:type="gramStart"/>
-      <w:r>
-        <w:t>generics.RetrieveUpdateDestroyAPIView</w:t>
-      </w:r>
-      <w:proofErr w:type="gramEnd"/>
-      <w:r>
-        <w:t>):</w:t>
-      </w:r>
-      <w:r>
+      <w:pPr>
+        <w:rPr>
+          <w:rFonts w:ascii="Courier New" w:hAnsi="Courier New" w:cs="Courier New"/>
+          <w:sz w:val="22"/>
+          <w:szCs w:val="22"/>
+        </w:rPr>
+      </w:pPr>
+      <w:r>
+        <w:rPr>
+          <w:rFonts w:ascii="Courier New" w:hAnsi="Courier New" w:cs="Courier New"/>
+          <w:sz w:val="22"/>
+          <w:szCs w:val="22"/>
+        </w:rPr>
+        <w:t>class TransactionRetrieveUpdateDestroyView(generics.RetrieveUpdateDestroyAPIView):</w:t>
+      </w:r>
+      <w:r>
+        <w:rPr>
+          <w:rFonts w:ascii="Courier New" w:hAnsi="Courier New" w:cs="Courier New"/>
+          <w:sz w:val="22"/>
+          <w:szCs w:val="22"/>
+        </w:rPr>
         <w:br/>
         <w:t xml:space="preserve">    </w:t>
       </w:r>
       <w:proofErr w:type="spellStart"/>
       <w:r>
+        <w:rPr>
+          <w:rFonts w:ascii="Courier New" w:hAnsi="Courier New" w:cs="Courier New"/>
+          <w:sz w:val="22"/>
+          <w:szCs w:val="22"/>
+        </w:rPr>
         <w:t>queryset</w:t>
       </w:r>
       <w:proofErr w:type="spellEnd"/>
       <w:r>
+        <w:rPr>
+          <w:rFonts w:ascii="Courier New" w:hAnsi="Courier New" w:cs="Courier New"/>
+          <w:sz w:val="22"/>
+          <w:szCs w:val="22"/>
+        </w:rPr>
         <w:t xml:space="preserve"> = </w:t>
       </w:r>
       <w:proofErr w:type="spellStart"/>
-      <w:proofErr w:type="gramStart"/>
-      <w:r>
+      <w:r>
+        <w:rPr>
+          <w:rFonts w:ascii="Courier New" w:hAnsi="Courier New" w:cs="Courier New"/>
+          <w:sz w:val="22"/>
+          <w:szCs w:val="22"/>
+        </w:rPr>
         <w:t>Transaction.objects.all</w:t>
       </w:r>
       <w:proofErr w:type="spellEnd"/>
       <w:r>
-        <w:t>(</w:t>
-      </w:r>
-      <w:proofErr w:type="gramEnd"/>
-      <w:r>
-        <w:t>)</w:t>
-      </w:r>
-      <w:r>
+        <w:rPr>
+          <w:rFonts w:ascii="Courier New" w:hAnsi="Courier New" w:cs="Courier New"/>
+          <w:sz w:val="22"/>
+          <w:szCs w:val="22"/>
+        </w:rPr>
+        <w:t>()</w:t>
+      </w:r>
+      <w:r>
+        <w:rPr>
+          <w:rFonts w:ascii="Courier New" w:hAnsi="Courier New" w:cs="Courier New"/>
+          <w:sz w:val="22"/>
+          <w:szCs w:val="22"/>
+        </w:rPr>
         <w:br/>
         <w:t xml:space="preserve">    </w:t>
       </w:r>
       <w:proofErr w:type="spellStart"/>
       <w:r>
+        <w:rPr>
+          <w:rFonts w:ascii="Courier New" w:hAnsi="Courier New" w:cs="Courier New"/>
+          <w:sz w:val="22"/>
+          <w:szCs w:val="22"/>
+        </w:rPr>
         <w:t>serializer_class</w:t>
       </w:r>
       <w:proofErr w:type="spellEnd"/>
       <w:r>
+        <w:rPr>
+          <w:rFonts w:ascii="Courier New" w:hAnsi="Courier New" w:cs="Courier New"/>
+          <w:sz w:val="22"/>
+          <w:szCs w:val="22"/>
+        </w:rPr>
         <w:t xml:space="preserve"> = </w:t>
       </w:r>
       <w:proofErr w:type="spellStart"/>
       <w:r>
+        <w:rPr>
+          <w:rFonts w:ascii="Courier New" w:hAnsi="Courier New" w:cs="Courier New"/>
+          <w:sz w:val="22"/>
+          <w:szCs w:val="22"/>
+        </w:rPr>
         <w:t>TransactionSerializer</w:t>
       </w:r>
       <w:proofErr w:type="spellEnd"/>
       <w:r>
+        <w:rPr>
+          <w:rFonts w:ascii="Courier New" w:hAnsi="Courier New" w:cs="Courier New"/>
+          <w:sz w:val="22"/>
+          <w:szCs w:val="22"/>
+        </w:rPr>
         <w:br/>
         <w:t xml:space="preserve">    </w:t>
       </w:r>
       <w:proofErr w:type="spellStart"/>
       <w:r>
+        <w:rPr>
+          <w:rFonts w:ascii="Courier New" w:hAnsi="Courier New" w:cs="Courier New"/>
+          <w:sz w:val="22"/>
+          <w:szCs w:val="22"/>
+        </w:rPr>
         <w:t>lookup_field</w:t>
       </w:r>
       <w:proofErr w:type="spellEnd"/>
       <w:r>
+        <w:rPr>
+          <w:rFonts w:ascii="Courier New" w:hAnsi="Courier New" w:cs="Courier New"/>
+          <w:sz w:val="22"/>
+          <w:szCs w:val="22"/>
+        </w:rPr>
         <w:t xml:space="preserve"> = "id"</w:t>
       </w:r>
     </w:p>
     <w:p>
       <w:r>
         <w:pict w14:anchorId="104CE3AE">
-          <v:rect id="_x0000_i1810" style="width:0;height:1.5pt" o:hralign="center" o:hrstd="t" o:hr="t" fillcolor="#a0a0a0" stroked="f"/>
+          <v:rect id="_x0000_i1045" style="width:0;height:1.5pt" o:hralign="center" o:hrstd="t" o:hr="t" fillcolor="#a0a0a0" stroked="f"/>
         </w:pict>
       </w:r>
     </w:p>
@@ -8522,7 +7972,7 @@
     <w:p>
       <w:r>
         <w:pict w14:anchorId="70C7542A">
-          <v:rect id="_x0000_i1811" style="width:0;height:1.5pt" o:hralign="center" o:hrstd="t" o:hr="t" fillcolor="#a0a0a0" stroked="f"/>
+          <v:rect id="_x0000_i1046" style="width:0;height:1.5pt" o:hralign="center" o:hrstd="t" o:hr="t" fillcolor="#a0a0a0" stroked="f"/>
         </w:pict>
       </w:r>
     </w:p>
@@ -8590,7 +8040,7 @@
     <w:p>
       <w:r>
         <w:pict w14:anchorId="29F4B3D0">
-          <v:rect id="_x0000_i1812" style="width:0;height:1.5pt" o:hralign="center" o:hrstd="t" o:hr="t" fillcolor="#a0a0a0" stroked="f"/>
+          <v:rect id="_x0000_i1047" style="width:0;height:1.5pt" o:hralign="center" o:hrstd="t" o:hr="t" fillcolor="#a0a0a0" stroked="f"/>
         </w:pict>
       </w:r>
     </w:p>
@@ -8803,7 +8253,7 @@
     <w:p>
       <w:r>
         <w:pict w14:anchorId="2BA30369">
-          <v:rect id="_x0000_i1813" style="width:0;height:1.5pt" o:hralign="center" o:hrstd="t" o:hr="t" fillcolor="#a0a0a0" stroked="f"/>
+          <v:rect id="_x0000_i1048" style="width:0;height:1.5pt" o:hralign="center" o:hrstd="t" o:hr="t" fillcolor="#a0a0a0" stroked="f"/>
         </w:pict>
       </w:r>
     </w:p>
@@ -8879,7 +8329,7 @@
     <w:p>
       <w:r>
         <w:pict w14:anchorId="27C6AC9C">
-          <v:rect id="_x0000_i1814" style="width:0;height:1.5pt" o:hralign="center" o:hrstd="t" o:hr="t" fillcolor="#a0a0a0" stroked="f"/>
+          <v:rect id="_x0000_i1049" style="width:0;height:1.5pt" o:hralign="center" o:hrstd="t" o:hr="t" fillcolor="#a0a0a0" stroked="f"/>
         </w:pict>
       </w:r>
     </w:p>
@@ -8919,25 +8369,16 @@
         <w:t xml:space="preserve">from </w:t>
       </w:r>
       <w:proofErr w:type="spellStart"/>
-      <w:proofErr w:type="gramStart"/>
       <w:r>
         <w:t>django.urls</w:t>
       </w:r>
       <w:proofErr w:type="spellEnd"/>
-      <w:proofErr w:type="gramEnd"/>
       <w:r>
         <w:t xml:space="preserve"> import path</w:t>
       </w:r>
       <w:r>
         <w:br/>
-      </w:r>
-      <w:proofErr w:type="gramStart"/>
-      <w:r>
-        <w:t>from .</w:t>
-      </w:r>
-      <w:proofErr w:type="gramEnd"/>
-      <w:r>
-        <w:t xml:space="preserve"> import views</w:t>
+        <w:t>from . import views</w:t>
       </w:r>
       <w:r>
         <w:br/>
@@ -8956,31 +8397,15 @@
       </w:r>
       <w:r>
         <w:br/>
-        <w:t xml:space="preserve">    </w:t>
-      </w:r>
-      <w:proofErr w:type="gramStart"/>
-      <w:r>
-        <w:t>path(</w:t>
-      </w:r>
-      <w:proofErr w:type="gramEnd"/>
-      <w:r>
-        <w:t xml:space="preserve">'transactions/', </w:t>
-      </w:r>
-      <w:proofErr w:type="spellStart"/>
-      <w:r>
-        <w:t>views.TransactionListCreateView.as_</w:t>
-      </w:r>
-      <w:proofErr w:type="gramStart"/>
-      <w:r>
-        <w:t>view</w:t>
-      </w:r>
-      <w:proofErr w:type="spellEnd"/>
-      <w:r>
-        <w:t>(</w:t>
-      </w:r>
-      <w:proofErr w:type="gramEnd"/>
-      <w:r>
-        <w:t>)),</w:t>
+        <w:t xml:space="preserve">    path('transactions/', </w:t>
+      </w:r>
+      <w:proofErr w:type="spellStart"/>
+      <w:r>
+        <w:t>views.TransactionListCreateView.as_view</w:t>
+      </w:r>
+      <w:proofErr w:type="spellEnd"/>
+      <w:r>
+        <w:t>()),</w:t>
       </w:r>
       <w:r>
         <w:br/>
@@ -8996,19 +8421,11 @@
       </w:r>
       <w:proofErr w:type="spellStart"/>
       <w:r>
-        <w:t>views.TransactionRetrieveUpdateDestroyView.as_</w:t>
-      </w:r>
-      <w:proofErr w:type="gramStart"/>
-      <w:r>
-        <w:t>view</w:t>
-      </w:r>
-      <w:proofErr w:type="spellEnd"/>
-      <w:r>
-        <w:t>(</w:t>
-      </w:r>
-      <w:proofErr w:type="gramEnd"/>
-      <w:r>
-        <w:t>))</w:t>
+        <w:t>views.TransactionRetrieveUpdateDestroyView.as_view</w:t>
+      </w:r>
+      <w:proofErr w:type="spellEnd"/>
+      <w:r>
+        <w:t>())</w:t>
       </w:r>
       <w:r>
         <w:br/>
@@ -9018,7 +8435,7 @@
     <w:p>
       <w:r>
         <w:pict w14:anchorId="0BD8B1DE">
-          <v:rect id="_x0000_i1815" style="width:0;height:1.5pt" o:hralign="center" o:hrstd="t" o:hr="t" fillcolor="#a0a0a0" stroked="f"/>
+          <v:rect id="_x0000_i1050" style="width:0;height:1.5pt" o:hralign="center" o:hrstd="t" o:hr="t" fillcolor="#a0a0a0" stroked="f"/>
         </w:pict>
       </w:r>
     </w:p>
@@ -9097,7 +8514,7 @@
     <w:p>
       <w:r>
         <w:pict w14:anchorId="132C5948">
-          <v:rect id="_x0000_i1816" style="width:0;height:1.5pt" o:hralign="center" o:hrstd="t" o:hr="t" fillcolor="#a0a0a0" stroked="f"/>
+          <v:rect id="_x0000_i1051" style="width:0;height:1.5pt" o:hralign="center" o:hrstd="t" o:hr="t" fillcolor="#a0a0a0" stroked="f"/>
         </w:pict>
       </w:r>
     </w:p>
@@ -9121,22 +8538,12 @@
         <w:t xml:space="preserve">from </w:t>
       </w:r>
       <w:proofErr w:type="spellStart"/>
-      <w:proofErr w:type="gramStart"/>
       <w:r>
         <w:t>django.urls</w:t>
       </w:r>
       <w:proofErr w:type="spellEnd"/>
-      <w:proofErr w:type="gramEnd"/>
-      <w:r>
-        <w:t xml:space="preserve"> import </w:t>
-      </w:r>
-      <w:proofErr w:type="gramStart"/>
-      <w:r>
-        <w:t>include,</w:t>
-      </w:r>
-      <w:proofErr w:type="gramEnd"/>
-      <w:r>
-        <w:t xml:space="preserve"> path</w:t>
+      <w:r>
+        <w:t xml:space="preserve"> import include, path</w:t>
       </w:r>
       <w:r>
         <w:br/>
@@ -9154,15 +8561,7 @@
       </w:r>
       <w:r>
         <w:br/>
-        <w:t xml:space="preserve">    </w:t>
-      </w:r>
-      <w:proofErr w:type="gramStart"/>
-      <w:r>
-        <w:t>path(</w:t>
-      </w:r>
-      <w:proofErr w:type="gramEnd"/>
-      <w:r>
-        <w:t>"</w:t>
+        <w:t xml:space="preserve">    path("</w:t>
       </w:r>
       <w:proofErr w:type="spellStart"/>
       <w:r>
@@ -9173,12 +8572,10 @@
         <w:t>/", include('</w:t>
       </w:r>
       <w:proofErr w:type="spellStart"/>
-      <w:proofErr w:type="gramStart"/>
       <w:r>
         <w:t>api.urls</w:t>
       </w:r>
       <w:proofErr w:type="spellEnd"/>
-      <w:proofErr w:type="gramEnd"/>
       <w:r>
         <w:t>')),</w:t>
       </w:r>
@@ -9190,7 +8587,7 @@
     <w:p>
       <w:r>
         <w:pict w14:anchorId="2769EB83">
-          <v:rect id="_x0000_i1817" style="width:0;height:1.5pt" o:hralign="center" o:hrstd="t" o:hr="t" fillcolor="#a0a0a0" stroked="f"/>
+          <v:rect id="_x0000_i1052" style="width:0;height:1.5pt" o:hralign="center" o:hrstd="t" o:hr="t" fillcolor="#a0a0a0" stroked="f"/>
         </w:pict>
       </w:r>
     </w:p>
@@ -9257,7 +8654,7 @@
     <w:p>
       <w:r>
         <w:pict w14:anchorId="257CB797">
-          <v:rect id="_x0000_i1818" style="width:0;height:1.5pt" o:hralign="center" o:hrstd="t" o:hr="t" fillcolor="#a0a0a0" stroked="f"/>
+          <v:rect id="_x0000_i1053" style="width:0;height:1.5pt" o:hralign="center" o:hrstd="t" o:hr="t" fillcolor="#a0a0a0" stroked="f"/>
         </w:pict>
       </w:r>
     </w:p>
@@ -9317,7 +8714,7 @@
     <w:p>
       <w:r>
         <w:pict w14:anchorId="3C9BDBC5">
-          <v:rect id="_x0000_i1819" style="width:0;height:1.5pt" o:hralign="center" o:hrstd="t" o:hr="t" fillcolor="#a0a0a0" stroked="f"/>
+          <v:rect id="_x0000_i1054" style="width:0;height:1.5pt" o:hralign="center" o:hrstd="t" o:hr="t" fillcolor="#a0a0a0" stroked="f"/>
         </w:pict>
       </w:r>
     </w:p>
@@ -9411,7 +8808,7 @@
     <w:p>
       <w:r>
         <w:pict w14:anchorId="424AEC15">
-          <v:rect id="_x0000_i1820" style="width:0;height:1.5pt" o:hralign="center" o:hrstd="t" o:hr="t" fillcolor="#a0a0a0" stroked="f"/>
+          <v:rect id="_x0000_i1055" style="width:0;height:1.5pt" o:hralign="center" o:hrstd="t" o:hr="t" fillcolor="#a0a0a0" stroked="f"/>
         </w:pict>
       </w:r>
     </w:p>
@@ -9517,21 +8914,13 @@
         <w:t>Generic Views</w:t>
       </w:r>
       <w:r>
-        <w:t xml:space="preserve"> → </w:t>
-      </w:r>
-      <w:proofErr w:type="gramStart"/>
-      <w:r>
-        <w:t>Pre-built</w:t>
-      </w:r>
-      <w:proofErr w:type="gramEnd"/>
-      <w:r>
-        <w:t xml:space="preserve"> logic to save time </w:t>
+        <w:t xml:space="preserve"> → Pre-built logic to save time </w:t>
       </w:r>
     </w:p>
     <w:p>
       <w:r>
         <w:pict w14:anchorId="4F4FC176">
-          <v:rect id="_x0000_i1821" style="width:0;height:1.5pt" o:hralign="center" o:hrstd="t" o:hr="t" fillcolor="#a0a0a0" stroked="f"/>
+          <v:rect id="_x0000_i1056" style="width:0;height:1.5pt" o:hralign="center" o:hrstd="t" o:hr="t" fillcolor="#a0a0a0" stroked="f"/>
         </w:pict>
       </w:r>
     </w:p>
@@ -9656,7 +9045,125 @@
         <w:t>Client → URL → View → Serializer → Model → Response</w:t>
       </w:r>
     </w:p>
+    <w:p>
+      <w:r>
+        <w:t># =========================</w:t>
+      </w:r>
+    </w:p>
+    <w:p>
+      <w:r>
+        <w:t># CORS CONFIGURATION</w:t>
+      </w:r>
+    </w:p>
+    <w:p>
+      <w:r>
+        <w:t># =========================</w:t>
+      </w:r>
+    </w:p>
     <w:p/>
+    <w:p>
+      <w:r>
+        <w:t>INSTALLED_APPS = [</w:t>
+      </w:r>
+    </w:p>
+    <w:p>
+      <w:r>
+        <w:t xml:space="preserve">    ...</w:t>
+      </w:r>
+    </w:p>
+    <w:p>
+      <w:r>
+        <w:t xml:space="preserve">    '</w:t>
+      </w:r>
+      <w:proofErr w:type="spellStart"/>
+      <w:r>
+        <w:t>corsheaders</w:t>
+      </w:r>
+      <w:proofErr w:type="spellEnd"/>
+      <w:r>
+        <w:t>',</w:t>
+      </w:r>
+    </w:p>
+    <w:p>
+      <w:r>
+        <w:t>]</w:t>
+      </w:r>
+    </w:p>
+    <w:p/>
+    <w:p>
+      <w:r>
+        <w:lastRenderedPageBreak/>
+        <w:t>MIDDLEWARE = [</w:t>
+      </w:r>
+    </w:p>
+    <w:p>
+      <w:r>
+        <w:t xml:space="preserve">    '</w:t>
+      </w:r>
+      <w:proofErr w:type="spellStart"/>
+      <w:r>
+        <w:t>corsheaders.middleware.CorsMiddleware</w:t>
+      </w:r>
+      <w:proofErr w:type="spellEnd"/>
+      <w:r>
+        <w:t>',</w:t>
+      </w:r>
+    </w:p>
+    <w:p>
+      <w:r>
+        <w:t xml:space="preserve">    '</w:t>
+      </w:r>
+      <w:proofErr w:type="spellStart"/>
+      <w:r>
+        <w:t>django.middleware.common.CommonMiddleware</w:t>
+      </w:r>
+      <w:proofErr w:type="spellEnd"/>
+      <w:r>
+        <w:t>',</w:t>
+      </w:r>
+    </w:p>
+    <w:p>
+      <w:r>
+        <w:t xml:space="preserve">    ...</w:t>
+      </w:r>
+    </w:p>
+    <w:p>
+      <w:r>
+        <w:t>]</w:t>
+      </w:r>
+    </w:p>
+    <w:p/>
+    <w:p>
+      <w:r>
+        <w:t># Allow frontend (Next.js)</w:t>
+      </w:r>
+    </w:p>
+    <w:p>
+      <w:r>
+        <w:t>CORS_ALLOWED_ORIGINS = [</w:t>
+      </w:r>
+    </w:p>
+    <w:p>
+      <w:r>
+        <w:t xml:space="preserve">    "http://localhost:3000",</w:t>
+      </w:r>
+    </w:p>
+    <w:p>
+      <w:r>
+        <w:t>]</w:t>
+      </w:r>
+    </w:p>
+    <w:p/>
+    <w:p>
+      <w:r>
+        <w:t># Optional (ONLY for development)</w:t>
+      </w:r>
+    </w:p>
+    <w:p>
+      <w:r>
+        <w:t># CORS_ALLOW_ALL_ORIGINS = True</w:t>
+      </w:r>
+    </w:p>
     <w:sectPr>
       <w:pgSz w:w="11906" w:h="16838"/>
       <w:pgMar w:top="720" w:right="720" w:bottom="720" w:left="720" w:header="708" w:footer="708" w:gutter="0"/>
@@ -14415,6 +13922,155 @@
     </w:lvl>
   </w:abstractNum>
   <w:abstractNum w:abstractNumId="33" w15:restartNumberingAfterBreak="0">
+    <w:nsid w:val="48CD1820"/>
+    <w:multiLevelType w:val="multilevel"/>
+    <w:tmpl w:val="64BCE582"/>
+    <w:lvl w:ilvl="0">
+      <w:start w:val="1"/>
+      <w:numFmt w:val="bullet"/>
+      <w:lvlText w:val=""/>
+      <w:lvlJc w:val="left"/>
+      <w:pPr>
+        <w:tabs>
+          <w:tab w:val="num" w:pos="720"/>
+        </w:tabs>
+        <w:ind w:left="720" w:hanging="360"/>
+      </w:pPr>
+      <w:rPr>
+        <w:rFonts w:ascii="Symbol" w:hAnsi="Symbol" w:hint="default"/>
+        <w:sz w:val="20"/>
+      </w:rPr>
+    </w:lvl>
+    <w:lvl w:ilvl="1" w:tentative="1">
+      <w:start w:val="1"/>
+      <w:numFmt w:val="bullet"/>
+      <w:lvlText w:val="o"/>
+      <w:lvlJc w:val="left"/>
+      <w:pPr>
+        <w:tabs>
+          <w:tab w:val="num" w:pos="1440"/>
+        </w:tabs>
+        <w:ind w:left="1440" w:hanging="360"/>
+      </w:pPr>
+      <w:rPr>
+        <w:rFonts w:ascii="Courier New" w:hAnsi="Courier New" w:hint="default"/>
+        <w:sz w:val="20"/>
+      </w:rPr>
+    </w:lvl>
+    <w:lvl w:ilvl="2" w:tentative="1">
+      <w:start w:val="1"/>
+      <w:numFmt w:val="bullet"/>
+      <w:lvlText w:val=""/>
+      <w:lvlJc w:val="left"/>
+      <w:pPr>
+        <w:tabs>
+          <w:tab w:val="num" w:pos="2160"/>
+        </w:tabs>
+        <w:ind w:left="2160" w:hanging="360"/>
+      </w:pPr>
+      <w:rPr>
+        <w:rFonts w:ascii="Wingdings" w:hAnsi="Wingdings" w:hint="default"/>
+        <w:sz w:val="20"/>
+      </w:rPr>
+    </w:lvl>
+    <w:lvl w:ilvl="3" w:tentative="1">
+      <w:start w:val="1"/>
+      <w:numFmt w:val="bullet"/>
+      <w:lvlText w:val=""/>
+      <w:lvlJc w:val="left"/>
+      <w:pPr>
+        <w:tabs>
+          <w:tab w:val="num" w:pos="2880"/>
+        </w:tabs>
+        <w:ind w:left="2880" w:hanging="360"/>
+      </w:pPr>
+      <w:rPr>
+        <w:rFonts w:ascii="Wingdings" w:hAnsi="Wingdings" w:hint="default"/>
+        <w:sz w:val="20"/>
+      </w:rPr>
+    </w:lvl>
+    <w:lvl w:ilvl="4" w:tentative="1">
+      <w:start w:val="1"/>
+      <w:numFmt w:val="bullet"/>
+      <w:lvlText w:val=""/>
+      <w:lvlJc w:val="left"/>
+      <w:pPr>
+        <w:tabs>
+          <w:tab w:val="num" w:pos="3600"/>
+        </w:tabs>
+        <w:ind w:left="3600" w:hanging="360"/>
+      </w:pPr>
+      <w:rPr>
+        <w:rFonts w:ascii="Wingdings" w:hAnsi="Wingdings" w:hint="default"/>
+        <w:sz w:val="20"/>
+      </w:rPr>
+    </w:lvl>
+    <w:lvl w:ilvl="5" w:tentative="1">
+      <w:start w:val="1"/>
+      <w:numFmt w:val="bullet"/>
+      <w:lvlText w:val=""/>
+      <w:lvlJc w:val="left"/>
+      <w:pPr>
+        <w:tabs>
+          <w:tab w:val="num" w:pos="4320"/>
+        </w:tabs>
+        <w:ind w:left="4320" w:hanging="360"/>
+      </w:pPr>
+      <w:rPr>
+        <w:rFonts w:ascii="Wingdings" w:hAnsi="Wingdings" w:hint="default"/>
+        <w:sz w:val="20"/>
+      </w:rPr>
+    </w:lvl>
+    <w:lvl w:ilvl="6" w:tentative="1">
+      <w:start w:val="1"/>
+      <w:numFmt w:val="bullet"/>
+      <w:lvlText w:val=""/>
+      <w:lvlJc w:val="left"/>
+      <w:pPr>
+        <w:tabs>
+          <w:tab w:val="num" w:pos="5040"/>
+        </w:tabs>
+        <w:ind w:left="5040" w:hanging="360"/>
+      </w:pPr>
+      <w:rPr>
+        <w:rFonts w:ascii="Wingdings" w:hAnsi="Wingdings" w:hint="default"/>
+        <w:sz w:val="20"/>
+      </w:rPr>
+    </w:lvl>
+    <w:lvl w:ilvl="7" w:tentative="1">
+      <w:start w:val="1"/>
+      <w:numFmt w:val="bullet"/>
+      <w:lvlText w:val=""/>
+      <w:lvlJc w:val="left"/>
+      <w:pPr>
+        <w:tabs>
+          <w:tab w:val="num" w:pos="5760"/>
+        </w:tabs>
+        <w:ind w:left="5760" w:hanging="360"/>
+      </w:pPr>
+      <w:rPr>
+        <w:rFonts w:ascii="Wingdings" w:hAnsi="Wingdings" w:hint="default"/>
+        <w:sz w:val="20"/>
+      </w:rPr>
+    </w:lvl>
+    <w:lvl w:ilvl="8" w:tentative="1">
+      <w:start w:val="1"/>
+      <w:numFmt w:val="bullet"/>
+      <w:lvlText w:val=""/>
+      <w:lvlJc w:val="left"/>
+      <w:pPr>
+        <w:tabs>
+          <w:tab w:val="num" w:pos="6480"/>
+        </w:tabs>
+        <w:ind w:left="6480" w:hanging="360"/>
+      </w:pPr>
+      <w:rPr>
+        <w:rFonts w:ascii="Wingdings" w:hAnsi="Wingdings" w:hint="default"/>
+        <w:sz w:val="20"/>
+      </w:rPr>
+    </w:lvl>
+  </w:abstractNum>
+  <w:abstractNum w:abstractNumId="34" w15:restartNumberingAfterBreak="0">
     <w:nsid w:val="4B9565DF"/>
     <w:multiLevelType w:val="multilevel"/>
     <w:tmpl w:val="B35C7CAC"/>
@@ -14563,7 +14219,7 @@
       </w:rPr>
     </w:lvl>
   </w:abstractNum>
-  <w:abstractNum w:abstractNumId="34" w15:restartNumberingAfterBreak="0">
+  <w:abstractNum w:abstractNumId="35" w15:restartNumberingAfterBreak="0">
     <w:nsid w:val="4D114C3F"/>
     <w:multiLevelType w:val="multilevel"/>
     <w:tmpl w:val="A23AFC2A"/>
@@ -14712,7 +14368,7 @@
       </w:rPr>
     </w:lvl>
   </w:abstractNum>
-  <w:abstractNum w:abstractNumId="35" w15:restartNumberingAfterBreak="0">
+  <w:abstractNum w:abstractNumId="36" w15:restartNumberingAfterBreak="0">
     <w:nsid w:val="4E317938"/>
     <w:multiLevelType w:val="multilevel"/>
     <w:tmpl w:val="67440144"/>
@@ -14861,7 +14517,7 @@
       </w:rPr>
     </w:lvl>
   </w:abstractNum>
-  <w:abstractNum w:abstractNumId="36" w15:restartNumberingAfterBreak="0">
+  <w:abstractNum w:abstractNumId="37" w15:restartNumberingAfterBreak="0">
     <w:nsid w:val="552C4454"/>
     <w:multiLevelType w:val="multilevel"/>
     <w:tmpl w:val="3D8E0180"/>
@@ -15010,7 +14666,7 @@
       </w:rPr>
     </w:lvl>
   </w:abstractNum>
-  <w:abstractNum w:abstractNumId="37" w15:restartNumberingAfterBreak="0">
+  <w:abstractNum w:abstractNumId="38" w15:restartNumberingAfterBreak="0">
     <w:nsid w:val="558F0ED7"/>
     <w:multiLevelType w:val="multilevel"/>
     <w:tmpl w:val="F594C182"/>
@@ -15159,7 +14815,7 @@
       </w:rPr>
     </w:lvl>
   </w:abstractNum>
-  <w:abstractNum w:abstractNumId="38" w15:restartNumberingAfterBreak="0">
+  <w:abstractNum w:abstractNumId="39" w15:restartNumberingAfterBreak="0">
     <w:nsid w:val="579F2E3F"/>
     <w:multiLevelType w:val="multilevel"/>
     <w:tmpl w:val="D0B8B13A"/>
@@ -15308,7 +14964,7 @@
       </w:rPr>
     </w:lvl>
   </w:abstractNum>
-  <w:abstractNum w:abstractNumId="39" w15:restartNumberingAfterBreak="0">
+  <w:abstractNum w:abstractNumId="40" w15:restartNumberingAfterBreak="0">
     <w:nsid w:val="5803359F"/>
     <w:multiLevelType w:val="multilevel"/>
     <w:tmpl w:val="8D0EF11C"/>
@@ -15457,7 +15113,7 @@
       </w:rPr>
     </w:lvl>
   </w:abstractNum>
-  <w:abstractNum w:abstractNumId="40" w15:restartNumberingAfterBreak="0">
+  <w:abstractNum w:abstractNumId="41" w15:restartNumberingAfterBreak="0">
     <w:nsid w:val="60393D01"/>
     <w:multiLevelType w:val="hybridMultilevel"/>
     <w:tmpl w:val="EECCA3F2"/>
@@ -15546,7 +15202,7 @@
       </w:pPr>
     </w:lvl>
   </w:abstractNum>
-  <w:abstractNum w:abstractNumId="41" w15:restartNumberingAfterBreak="0">
+  <w:abstractNum w:abstractNumId="42" w15:restartNumberingAfterBreak="0">
     <w:nsid w:val="6A477262"/>
     <w:multiLevelType w:val="multilevel"/>
     <w:tmpl w:val="BFEAFDDE"/>
@@ -15695,7 +15351,7 @@
       </w:rPr>
     </w:lvl>
   </w:abstractNum>
-  <w:abstractNum w:abstractNumId="42" w15:restartNumberingAfterBreak="0">
+  <w:abstractNum w:abstractNumId="43" w15:restartNumberingAfterBreak="0">
     <w:nsid w:val="6A593973"/>
     <w:multiLevelType w:val="multilevel"/>
     <w:tmpl w:val="7A2C776C"/>
@@ -15844,7 +15500,7 @@
       </w:rPr>
     </w:lvl>
   </w:abstractNum>
-  <w:abstractNum w:abstractNumId="43" w15:restartNumberingAfterBreak="0">
+  <w:abstractNum w:abstractNumId="44" w15:restartNumberingAfterBreak="0">
     <w:nsid w:val="6A7858C4"/>
     <w:multiLevelType w:val="multilevel"/>
     <w:tmpl w:val="26C0FC72"/>
@@ -15993,7 +15649,7 @@
       </w:rPr>
     </w:lvl>
   </w:abstractNum>
-  <w:abstractNum w:abstractNumId="44" w15:restartNumberingAfterBreak="0">
+  <w:abstractNum w:abstractNumId="45" w15:restartNumberingAfterBreak="0">
     <w:nsid w:val="6AA452E1"/>
     <w:multiLevelType w:val="multilevel"/>
     <w:tmpl w:val="9B3CB3EC"/>
@@ -16142,7 +15798,7 @@
       </w:rPr>
     </w:lvl>
   </w:abstractNum>
-  <w:abstractNum w:abstractNumId="45" w15:restartNumberingAfterBreak="0">
+  <w:abstractNum w:abstractNumId="46" w15:restartNumberingAfterBreak="0">
     <w:nsid w:val="6B4E607F"/>
     <w:multiLevelType w:val="multilevel"/>
     <w:tmpl w:val="5AC015AA"/>
@@ -16291,7 +15947,7 @@
       </w:rPr>
     </w:lvl>
   </w:abstractNum>
-  <w:abstractNum w:abstractNumId="46" w15:restartNumberingAfterBreak="0">
+  <w:abstractNum w:abstractNumId="47" w15:restartNumberingAfterBreak="0">
     <w:nsid w:val="6E0039C6"/>
     <w:multiLevelType w:val="multilevel"/>
     <w:tmpl w:val="236AE388"/>
@@ -16440,7 +16096,7 @@
       </w:rPr>
     </w:lvl>
   </w:abstractNum>
-  <w:abstractNum w:abstractNumId="47" w15:restartNumberingAfterBreak="0">
+  <w:abstractNum w:abstractNumId="48" w15:restartNumberingAfterBreak="0">
     <w:nsid w:val="6ED06F61"/>
     <w:multiLevelType w:val="multilevel"/>
     <w:tmpl w:val="3EFC944C"/>
@@ -16589,7 +16245,7 @@
       </w:rPr>
     </w:lvl>
   </w:abstractNum>
-  <w:abstractNum w:abstractNumId="48" w15:restartNumberingAfterBreak="0">
+  <w:abstractNum w:abstractNumId="49" w15:restartNumberingAfterBreak="0">
     <w:nsid w:val="702A5089"/>
     <w:multiLevelType w:val="multilevel"/>
     <w:tmpl w:val="9E5C9776"/>
@@ -16738,7 +16394,7 @@
       </w:rPr>
     </w:lvl>
   </w:abstractNum>
-  <w:abstractNum w:abstractNumId="49" w15:restartNumberingAfterBreak="0">
+  <w:abstractNum w:abstractNumId="50" w15:restartNumberingAfterBreak="0">
     <w:nsid w:val="70D56060"/>
     <w:multiLevelType w:val="multilevel"/>
     <w:tmpl w:val="364ED0CC"/>
@@ -16887,7 +16543,7 @@
       </w:rPr>
     </w:lvl>
   </w:abstractNum>
-  <w:abstractNum w:abstractNumId="50" w15:restartNumberingAfterBreak="0">
+  <w:abstractNum w:abstractNumId="51" w15:restartNumberingAfterBreak="0">
     <w:nsid w:val="71772014"/>
     <w:multiLevelType w:val="multilevel"/>
     <w:tmpl w:val="8AC8BFE2"/>
@@ -17000,7 +16656,7 @@
       </w:pPr>
     </w:lvl>
   </w:abstractNum>
-  <w:abstractNum w:abstractNumId="51" w15:restartNumberingAfterBreak="0">
+  <w:abstractNum w:abstractNumId="52" w15:restartNumberingAfterBreak="0">
     <w:nsid w:val="71D36F21"/>
     <w:multiLevelType w:val="multilevel"/>
     <w:tmpl w:val="0F80E148"/>
@@ -17149,7 +16805,7 @@
       </w:rPr>
     </w:lvl>
   </w:abstractNum>
-  <w:abstractNum w:abstractNumId="52" w15:restartNumberingAfterBreak="0">
+  <w:abstractNum w:abstractNumId="53" w15:restartNumberingAfterBreak="0">
     <w:nsid w:val="72101B88"/>
     <w:multiLevelType w:val="multilevel"/>
     <w:tmpl w:val="D6EEEB12"/>
@@ -17298,7 +16954,7 @@
       </w:rPr>
     </w:lvl>
   </w:abstractNum>
-  <w:abstractNum w:abstractNumId="53" w15:restartNumberingAfterBreak="0">
+  <w:abstractNum w:abstractNumId="54" w15:restartNumberingAfterBreak="0">
     <w:nsid w:val="721C73C7"/>
     <w:multiLevelType w:val="multilevel"/>
     <w:tmpl w:val="EEB40302"/>
@@ -17447,7 +17103,7 @@
       </w:rPr>
     </w:lvl>
   </w:abstractNum>
-  <w:abstractNum w:abstractNumId="54" w15:restartNumberingAfterBreak="0">
+  <w:abstractNum w:abstractNumId="55" w15:restartNumberingAfterBreak="0">
     <w:nsid w:val="72BD02A8"/>
     <w:multiLevelType w:val="multilevel"/>
     <w:tmpl w:val="4D727DCE"/>
@@ -17596,7 +17252,7 @@
       </w:rPr>
     </w:lvl>
   </w:abstractNum>
-  <w:abstractNum w:abstractNumId="55" w15:restartNumberingAfterBreak="0">
+  <w:abstractNum w:abstractNumId="56" w15:restartNumberingAfterBreak="0">
     <w:nsid w:val="734A2F26"/>
     <w:multiLevelType w:val="multilevel"/>
     <w:tmpl w:val="0026F73C"/>
@@ -17709,7 +17365,7 @@
       </w:pPr>
     </w:lvl>
   </w:abstractNum>
-  <w:abstractNum w:abstractNumId="56" w15:restartNumberingAfterBreak="0">
+  <w:abstractNum w:abstractNumId="57" w15:restartNumberingAfterBreak="0">
     <w:nsid w:val="7843034F"/>
     <w:multiLevelType w:val="multilevel"/>
     <w:tmpl w:val="1EA29AC2"/>
@@ -17858,7 +17514,7 @@
       </w:rPr>
     </w:lvl>
   </w:abstractNum>
-  <w:abstractNum w:abstractNumId="57" w15:restartNumberingAfterBreak="0">
+  <w:abstractNum w:abstractNumId="58" w15:restartNumberingAfterBreak="0">
     <w:nsid w:val="78A06873"/>
     <w:multiLevelType w:val="multilevel"/>
     <w:tmpl w:val="A4BAEFF6"/>
@@ -18007,7 +17663,7 @@
       </w:rPr>
     </w:lvl>
   </w:abstractNum>
-  <w:abstractNum w:abstractNumId="58" w15:restartNumberingAfterBreak="0">
+  <w:abstractNum w:abstractNumId="59" w15:restartNumberingAfterBreak="0">
     <w:nsid w:val="78A3692F"/>
     <w:multiLevelType w:val="multilevel"/>
     <w:tmpl w:val="FF7E3E8C"/>
@@ -18169,22 +17825,22 @@
     <w:abstractNumId w:val="5"/>
   </w:num>
   <w:num w:numId="5" w16cid:durableId="1436754318">
-    <w:abstractNumId w:val="40"/>
+    <w:abstractNumId w:val="41"/>
   </w:num>
   <w:num w:numId="6" w16cid:durableId="1217085071">
     <w:abstractNumId w:val="7"/>
   </w:num>
   <w:num w:numId="7" w16cid:durableId="391078927">
-    <w:abstractNumId w:val="43"/>
+    <w:abstractNumId w:val="44"/>
   </w:num>
   <w:num w:numId="8" w16cid:durableId="1905994204">
-    <w:abstractNumId w:val="44"/>
+    <w:abstractNumId w:val="45"/>
   </w:num>
   <w:num w:numId="9" w16cid:durableId="231627411">
     <w:abstractNumId w:val="9"/>
   </w:num>
   <w:num w:numId="10" w16cid:durableId="358433910">
-    <w:abstractNumId w:val="51"/>
+    <w:abstractNumId w:val="52"/>
   </w:num>
   <w:num w:numId="11" w16cid:durableId="593712572">
     <w:abstractNumId w:val="21"/>
@@ -18199,7 +17855,7 @@
     <w:abstractNumId w:val="12"/>
   </w:num>
   <w:num w:numId="15" w16cid:durableId="394816992">
-    <w:abstractNumId w:val="37"/>
+    <w:abstractNumId w:val="38"/>
   </w:num>
   <w:num w:numId="16" w16cid:durableId="608664465">
     <w:abstractNumId w:val="2"/>
@@ -18208,10 +17864,10 @@
     <w:abstractNumId w:val="29"/>
   </w:num>
   <w:num w:numId="18" w16cid:durableId="1394540849">
-    <w:abstractNumId w:val="38"/>
+    <w:abstractNumId w:val="39"/>
   </w:num>
   <w:num w:numId="19" w16cid:durableId="1809741539">
-    <w:abstractNumId w:val="42"/>
+    <w:abstractNumId w:val="43"/>
   </w:num>
   <w:num w:numId="20" w16cid:durableId="499084756">
     <w:abstractNumId w:val="28"/>
@@ -18220,25 +17876,25 @@
     <w:abstractNumId w:val="22"/>
   </w:num>
   <w:num w:numId="22" w16cid:durableId="1589578394">
-    <w:abstractNumId w:val="50"/>
+    <w:abstractNumId w:val="51"/>
   </w:num>
   <w:num w:numId="23" w16cid:durableId="1018122885">
-    <w:abstractNumId w:val="45"/>
+    <w:abstractNumId w:val="46"/>
   </w:num>
   <w:num w:numId="24" w16cid:durableId="666517261">
-    <w:abstractNumId w:val="55"/>
+    <w:abstractNumId w:val="56"/>
   </w:num>
   <w:num w:numId="25" w16cid:durableId="256836717">
     <w:abstractNumId w:val="1"/>
   </w:num>
   <w:num w:numId="26" w16cid:durableId="1798183202">
-    <w:abstractNumId w:val="49"/>
+    <w:abstractNumId w:val="50"/>
   </w:num>
   <w:num w:numId="27" w16cid:durableId="413552913">
-    <w:abstractNumId w:val="57"/>
+    <w:abstractNumId w:val="58"/>
   </w:num>
   <w:num w:numId="28" w16cid:durableId="592977498">
-    <w:abstractNumId w:val="33"/>
+    <w:abstractNumId w:val="34"/>
   </w:num>
   <w:num w:numId="29" w16cid:durableId="1173565096">
     <w:abstractNumId w:val="10"/>
@@ -18247,7 +17903,7 @@
     <w:abstractNumId w:val="17"/>
   </w:num>
   <w:num w:numId="31" w16cid:durableId="2065449354">
-    <w:abstractNumId w:val="35"/>
+    <w:abstractNumId w:val="36"/>
   </w:num>
   <w:num w:numId="32" w16cid:durableId="2011638017">
     <w:abstractNumId w:val="3"/>
@@ -18259,19 +17915,19 @@
     <w:abstractNumId w:val="20"/>
   </w:num>
   <w:num w:numId="35" w16cid:durableId="1430470881">
-    <w:abstractNumId w:val="56"/>
+    <w:abstractNumId w:val="57"/>
   </w:num>
   <w:num w:numId="36" w16cid:durableId="918175290">
     <w:abstractNumId w:val="27"/>
   </w:num>
   <w:num w:numId="37" w16cid:durableId="1621646096">
-    <w:abstractNumId w:val="52"/>
+    <w:abstractNumId w:val="53"/>
   </w:num>
   <w:num w:numId="38" w16cid:durableId="2137989378">
     <w:abstractNumId w:val="14"/>
   </w:num>
   <w:num w:numId="39" w16cid:durableId="1707174909">
-    <w:abstractNumId w:val="58"/>
+    <w:abstractNumId w:val="59"/>
   </w:num>
   <w:num w:numId="40" w16cid:durableId="1848665132">
     <w:abstractNumId w:val="0"/>
@@ -18292,13 +17948,13 @@
     <w:abstractNumId w:val="26"/>
   </w:num>
   <w:num w:numId="46" w16cid:durableId="1782802389">
-    <w:abstractNumId w:val="41"/>
+    <w:abstractNumId w:val="42"/>
   </w:num>
   <w:num w:numId="47" w16cid:durableId="918635789">
     <w:abstractNumId w:val="18"/>
   </w:num>
   <w:num w:numId="48" w16cid:durableId="852648567">
-    <w:abstractNumId w:val="39"/>
+    <w:abstractNumId w:val="40"/>
   </w:num>
   <w:num w:numId="49" w16cid:durableId="1002395225">
     <w:abstractNumId w:val="32"/>
@@ -18307,31 +17963,34 @@
     <w:abstractNumId w:val="19"/>
   </w:num>
   <w:num w:numId="51" w16cid:durableId="1561403221">
-    <w:abstractNumId w:val="47"/>
+    <w:abstractNumId w:val="48"/>
   </w:num>
   <w:num w:numId="52" w16cid:durableId="1171725529">
     <w:abstractNumId w:val="30"/>
   </w:num>
   <w:num w:numId="53" w16cid:durableId="1692222208">
-    <w:abstractNumId w:val="54"/>
+    <w:abstractNumId w:val="55"/>
   </w:num>
   <w:num w:numId="54" w16cid:durableId="880244583">
-    <w:abstractNumId w:val="46"/>
+    <w:abstractNumId w:val="47"/>
   </w:num>
   <w:num w:numId="55" w16cid:durableId="275916454">
-    <w:abstractNumId w:val="48"/>
+    <w:abstractNumId w:val="49"/>
   </w:num>
   <w:num w:numId="56" w16cid:durableId="1041399535">
-    <w:abstractNumId w:val="34"/>
+    <w:abstractNumId w:val="35"/>
   </w:num>
   <w:num w:numId="57" w16cid:durableId="1474325528">
-    <w:abstractNumId w:val="53"/>
+    <w:abstractNumId w:val="54"/>
   </w:num>
   <w:num w:numId="58" w16cid:durableId="1869171895">
     <w:abstractNumId w:val="16"/>
   </w:num>
   <w:num w:numId="59" w16cid:durableId="1876652810">
-    <w:abstractNumId w:val="36"/>
+    <w:abstractNumId w:val="37"/>
+  </w:num>
+  <w:num w:numId="60" w16cid:durableId="755438954">
+    <w:abstractNumId w:val="33"/>
   </w:num>
 </w:numbering>
 </file>
